--- a/IN_PROGRESS_Aticle/MainArtcile.docx
+++ b/IN_PROGRESS_Aticle/MainArtcile.docx
@@ -1980,7 +1980,13 @@
         <w:t xml:space="preserve"> </w:t>
       </w:r>
       <w:r>
-        <w:t xml:space="preserve">The system represents a streaming data-processing architecture designed to address the challenges of large-scale Text-to-SQL dataset validation and quality assessment. The architecture implements three foundational design principles: </w:t>
+        <w:t>The system represents a</w:t>
+      </w:r>
+      <w:r>
+        <w:t xml:space="preserve"> configuration-driven </w:t>
+      </w:r>
+      <w:r>
+        <w:t xml:space="preserve">streaming data-processing architecture designed to address the challenges of large-scale Text-to-SQL dataset validation and quality assessment. The architecture implements three foundational design principles: </w:t>
       </w:r>
       <w:r>
         <w:rPr>
@@ -2022,11 +2028,11 @@
         <w:t xml:space="preserve"> </w:t>
       </w:r>
       <w:r>
-        <w:t xml:space="preserve">This design enables the system to process datasets of arbitrary size while maintaining deterministic memory </w:t>
+        <w:t xml:space="preserve">This design enables the system to process datasets of arbitrary size while maintaining </w:t>
       </w:r>
       <w:r>
         <w:lastRenderedPageBreak/>
-        <w:t xml:space="preserve">footprint characteristics, a critical requirement when analyzing multi-gigabyte benchmark datasets such as Spider, BIRD, or </w:t>
+        <w:t xml:space="preserve">deterministic memory footprint characteristics, a critical requirement when analyzing multi-gigabyte benchmark datasets such as Spider, BIRD, or </w:t>
       </w:r>
       <w:proofErr w:type="spellStart"/>
       <w:r>
@@ -2498,24 +2504,133 @@
     </w:p>
     <w:p>
       <w:pPr>
+        <w:spacing w:after="0"/>
         <w:ind w:firstLine="340"/>
         <w:jc w:val="both"/>
       </w:pPr>
       <w:r>
-        <w:t>The system architecture follows a layered design pattern comprising five distinct layers, each responsible for a specific aspect of the data processing pipeline (Figure 2). This layered organization promotes separation of concerns, facilitates independent testing and development of components, and enables selective activation or deactivation of functionality based on analysis requirements.</w:t>
+        <w:t xml:space="preserve">The system architecture follows a layered design pattern comprising five </w:t>
+      </w:r>
+      <w:r>
+        <w:rPr>
+          <w:rStyle w:val="Strong"/>
+          <w:b w:val="0"/>
+          <w:bCs w:val="0"/>
+        </w:rPr>
+        <w:t>runtime</w:t>
+      </w:r>
+      <w:r>
+        <w:t xml:space="preserve"> layers, all orchestrated by a separate configuration and orchestration layer that declaratively specifies components and their parameters (Figure 2). </w:t>
+      </w:r>
+      <w:r>
+        <w:t>This layered organization promotes separation of concerns, facilitates independent testing and development of components, and enables selective activation or deactivation of functionality based on analysis requirements.</w:t>
       </w:r>
     </w:p>
     <w:p>
+      <w:pPr>
+        <w:pStyle w:val="NormalWeb"/>
+        <w:spacing w:before="0" w:beforeAutospacing="0" w:after="0" w:afterAutospacing="0" w:line="276" w:lineRule="auto"/>
+        <w:ind w:firstLine="340"/>
+        <w:jc w:val="both"/>
+        <w:rPr>
+          <w:rStyle w:val="Strong"/>
+          <w:rFonts w:asciiTheme="minorHAnsi" w:hAnsiTheme="minorHAnsi"/>
+          <w:sz w:val="22"/>
+          <w:szCs w:val="22"/>
+        </w:rPr>
+      </w:pPr>
+      <w:r>
+        <w:rPr>
+          <w:rStyle w:val="Strong"/>
+          <w:rFonts w:asciiTheme="minorHAnsi" w:hAnsiTheme="minorHAnsi"/>
+          <w:sz w:val="22"/>
+          <w:szCs w:val="22"/>
+        </w:rPr>
+        <w:t>Configuration &amp; Orchestration</w:t>
+      </w:r>
+      <w:r>
+        <w:rPr>
+          <w:rStyle w:val="Strong"/>
+          <w:rFonts w:asciiTheme="minorHAnsi" w:hAnsiTheme="minorHAnsi"/>
+          <w:sz w:val="22"/>
+          <w:szCs w:val="22"/>
+        </w:rPr>
+        <w:t xml:space="preserve">. </w:t>
+      </w:r>
+      <w:r>
+        <w:rPr>
+          <w:rFonts w:asciiTheme="minorHAnsi" w:hAnsiTheme="minorHAnsi"/>
+          <w:sz w:val="22"/>
+          <w:szCs w:val="22"/>
+        </w:rPr>
+        <w:t xml:space="preserve">This cross-cutting foundation underpins all five runtime layers by declaratively specifying components, their parameters, and how they are wired together. A YAML-based configuration (with environment-variable interpolation such as </w:t>
+      </w:r>
+      <w:r>
+        <w:rPr>
+          <w:rStyle w:val="HTMLCode"/>
+          <w:rFonts w:asciiTheme="minorHAnsi" w:hAnsiTheme="minorHAnsi"/>
+          <w:sz w:val="22"/>
+          <w:szCs w:val="22"/>
+        </w:rPr>
+        <w:t>${VAR}</w:t>
+      </w:r>
+      <w:r>
+        <w:rPr>
+          <w:rFonts w:asciiTheme="minorHAnsi" w:hAnsiTheme="minorHAnsi"/>
+          <w:sz w:val="22"/>
+          <w:szCs w:val="22"/>
+        </w:rPr>
+        <w:t xml:space="preserve"> </w:t>
+      </w:r>
+      <w:r>
+        <w:rPr>
+          <w:rFonts w:asciiTheme="minorHAnsi" w:hAnsiTheme="minorHAnsi"/>
+          <w:sz w:val="22"/>
+          <w:szCs w:val="22"/>
+        </w:rPr>
+        <w:t xml:space="preserve">captures all settings for loaders, normalizers, analyzers (e.g., antipattern penalties), and output formats. A configuration parser loads and validates this specification, while a dependency-injection container instantiates and connects the corresponding components (e.g., </w:t>
+      </w:r>
+      <w:r>
+        <w:rPr>
+          <w:rStyle w:val="HTMLCode"/>
+          <w:rFonts w:asciiTheme="minorHAnsi" w:hAnsiTheme="minorHAnsi"/>
+          <w:sz w:val="22"/>
+          <w:szCs w:val="22"/>
+        </w:rPr>
+        <w:t>db_manager</w:t>
+      </w:r>
+      <w:r>
+        <w:rPr>
+          <w:rFonts w:asciiTheme="minorHAnsi" w:hAnsiTheme="minorHAnsi"/>
+          <w:sz w:val="22"/>
+          <w:szCs w:val="22"/>
+        </w:rPr>
+        <w:t>), ensuring that the entire pipeline remains configuration-driven.</w:t>
+      </w:r>
+    </w:p>
+    <w:p>
+      <w:pPr>
+        <w:ind w:firstLine="340"/>
+        <w:jc w:val="both"/>
+        <w:rPr>
+          <w:lang w:val="en-CY"/>
+        </w:rPr>
+      </w:pPr>
+    </w:p>
+    <w:p>
+      <w:pPr>
+        <w:ind w:firstLine="340"/>
+      </w:pPr>
       <w:r>
         <w:rPr>
           <w:noProof/>
         </w:rPr>
         <w:lastRenderedPageBreak/>
         <w:drawing>
-          <wp:inline distT="0" distB="0" distL="0" distR="0" wp14:anchorId="579B56B0" wp14:editId="24248A0A">
-            <wp:extent cx="5486400" cy="3433445"/>
-            <wp:effectExtent l="0" t="0" r="0" b="0"/>
-            <wp:docPr id="2064766910" name="Picture 1"/>
+          <wp:inline distT="0" distB="0" distL="0" distR="0" wp14:anchorId="5BB90BD3" wp14:editId="1CC7355E">
+            <wp:extent cx="5319485" cy="3908344"/>
+            <wp:effectExtent l="0" t="0" r="1905" b="3810"/>
+            <wp:docPr id="106371319" name="Picture 1"/>
             <wp:cNvGraphicFramePr>
               <a:graphicFrameLocks xmlns:a="http://schemas.openxmlformats.org/drawingml/2006/main" noChangeAspect="1"/>
             </wp:cNvGraphicFramePr>
@@ -2523,7 +2638,7 @@
               <a:graphicData uri="http://schemas.openxmlformats.org/drawingml/2006/picture">
                 <pic:pic xmlns:pic="http://schemas.openxmlformats.org/drawingml/2006/picture">
                   <pic:nvPicPr>
-                    <pic:cNvPr id="2064766910" name="Picture 2064766910"/>
+                    <pic:cNvPr id="106371319" name="Picture 106371319"/>
                     <pic:cNvPicPr/>
                   </pic:nvPicPr>
                   <pic:blipFill>
@@ -2535,7 +2650,7 @@
                   <pic:spPr>
                     <a:xfrm>
                       <a:off x="0" y="0"/>
-                      <a:ext cx="5486400" cy="3433445"/>
+                      <a:ext cx="5337044" cy="3921245"/>
                     </a:xfrm>
                     <a:prstGeom prst="rect">
                       <a:avLst/>
@@ -2547,6 +2662,11 @@
           </wp:inline>
         </w:drawing>
       </w:r>
+    </w:p>
+    <w:p>
+      <w:pPr>
+        <w:ind w:firstLine="340"/>
+      </w:pPr>
       <w:r>
         <w:rPr>
           <w:rFonts w:ascii="Times New Roman" w:hAnsi="Times New Roman"/>
@@ -2821,6 +2941,7 @@
           <w:sz w:val="22"/>
           <w:szCs w:val="22"/>
         </w:rPr>
+        <w:lastRenderedPageBreak/>
         <w:t>Analysis Layer.</w:t>
       </w:r>
       <w:r>
@@ -2879,16 +3000,7 @@
           <w:sz w:val="22"/>
           <w:szCs w:val="22"/>
         </w:rPr>
-        <w:t xml:space="preserve"> checks database integrity, including several classes of foreign-key violations, case-insensitive column name duplicates, and type </w:t>
-      </w:r>
-      <w:r>
-        <w:rPr>
-          <w:rFonts w:asciiTheme="minorHAnsi" w:hAnsiTheme="minorHAnsi"/>
-          <w:sz w:val="22"/>
-          <w:szCs w:val="22"/>
-        </w:rPr>
-        <w:lastRenderedPageBreak/>
-        <w:t>compatibility with the target SQL dialect. A DB-ID-based cache reuses schema introspection results across queries sharing the same database.</w:t>
+        <w:t xml:space="preserve"> checks database integrity, including several classes of foreign-key violations, case-insensitive column name duplicates, and type compatibility with the target SQL dialect. A DB-ID-based cache reuses schema introspection results across queries sharing the same database.</w:t>
       </w:r>
     </w:p>
     <w:p>
@@ -3007,16 +3119,15 @@
           <w:sz w:val="22"/>
           <w:szCs w:val="22"/>
         </w:rPr>
-        <w:t xml:space="preserve"> uses a rule-based approach to flag 14 common SQL antipatterns, such as missing </w:t>
-      </w:r>
-      <w:r>
-        <w:rPr>
-          <w:rStyle w:val="HTMLCode"/>
+        <w:t xml:space="preserve"> uses a rule-based approach to flag 1</w:t>
+      </w:r>
+      <w:r>
+        <w:rPr>
           <w:rFonts w:asciiTheme="minorHAnsi" w:hAnsiTheme="minorHAnsi"/>
           <w:sz w:val="22"/>
           <w:szCs w:val="22"/>
         </w:rPr>
-        <w:t>LIMIT</w:t>
+        <w:t>3</w:t>
       </w:r>
       <w:r>
         <w:rPr>
@@ -3024,24 +3135,7 @@
           <w:sz w:val="22"/>
           <w:szCs w:val="22"/>
         </w:rPr>
-        <w:t xml:space="preserve"> clauses, </w:t>
-      </w:r>
-      <w:r>
-        <w:rPr>
-          <w:rStyle w:val="HTMLCode"/>
-          <w:rFonts w:asciiTheme="minorHAnsi" w:hAnsiTheme="minorHAnsi"/>
-          <w:sz w:val="22"/>
-          <w:szCs w:val="22"/>
-        </w:rPr>
-        <w:t>SELECT *</w:t>
-      </w:r>
-      <w:r>
-        <w:rPr>
-          <w:rFonts w:asciiTheme="minorHAnsi" w:hAnsiTheme="minorHAnsi"/>
-          <w:sz w:val="22"/>
-          <w:szCs w:val="22"/>
-        </w:rPr>
-        <w:t xml:space="preserve">, functions in </w:t>
+        <w:t xml:space="preserve"> common SQL antipatterns, such as functions in </w:t>
       </w:r>
       <w:r>
         <w:rPr>
@@ -3130,7 +3224,23 @@
           <w:sz w:val="22"/>
           <w:szCs w:val="22"/>
         </w:rPr>
-        <w:t xml:space="preserve">The Output Layer persists analysis results via two complementary streams. The </w:t>
+        <w:t>The Output Layer persists each analyzer’s results through two complementary output streams</w:t>
+      </w:r>
+      <w:r>
+        <w:rPr>
+          <w:rFonts w:asciiTheme="minorHAnsi" w:hAnsiTheme="minorHAnsi"/>
+          <w:sz w:val="22"/>
+          <w:szCs w:val="22"/>
+        </w:rPr>
+        <w:t>.</w:t>
+      </w:r>
+      <w:r>
+        <w:rPr>
+          <w:rFonts w:asciiTheme="minorHAnsi" w:hAnsiTheme="minorHAnsi"/>
+          <w:sz w:val="22"/>
+          <w:szCs w:val="22"/>
+        </w:rPr>
+        <w:t xml:space="preserve"> The </w:t>
       </w:r>
       <w:r>
         <w:rPr>
@@ -3218,6 +3328,26 @@
       </w:r>
       <w:r>
         <w:rPr>
+          <w:rStyle w:val="HTMLCode"/>
+          <w:rFonts w:asciiTheme="minorHAnsi" w:hAnsiTheme="minorHAnsi"/>
+          <w:i/>
+          <w:iCs/>
+          <w:sz w:val="22"/>
+          <w:szCs w:val="22"/>
+        </w:rPr>
+        <w:t xml:space="preserve"> </w:t>
+      </w:r>
+      <w:r>
+        <w:rPr>
+          <w:rStyle w:val="HTMLCode"/>
+          <w:rFonts w:asciiTheme="minorHAnsi" w:hAnsiTheme="minorHAnsi"/>
+          <w:sz w:val="22"/>
+          <w:szCs w:val="22"/>
+        </w:rPr>
+        <w:t>confiuration</w:t>
+      </w:r>
+      <w:r>
+        <w:rPr>
           <w:rFonts w:asciiTheme="minorHAnsi" w:hAnsiTheme="minorHAnsi"/>
           <w:sz w:val="22"/>
           <w:szCs w:val="22"/>
@@ -3264,7 +3394,16 @@
           <w:sz w:val="22"/>
           <w:szCs w:val="22"/>
         </w:rPr>
-        <w:t>Processing starts when a loader reads a raw record and yields it as a Python dictionary. The record then passes through the three normalizers described earlier.</w:t>
+        <w:t xml:space="preserve">Processing </w:t>
+      </w:r>
+      <w:r>
+        <w:rPr>
+          <w:rFonts w:asciiTheme="minorHAnsi" w:hAnsiTheme="minorHAnsi"/>
+          <w:sz w:val="22"/>
+          <w:szCs w:val="22"/>
+        </w:rPr>
+        <w:lastRenderedPageBreak/>
+        <w:t>starts when a loader reads a raw record and yields it as a Python dictionary. The record then passes through the three normalizers described earlier.</w:t>
       </w:r>
       <w:r>
         <w:rPr>
@@ -3297,16 +3436,7 @@
           <w:sz w:val="22"/>
           <w:szCs w:val="22"/>
         </w:rPr>
-        <w:t xml:space="preserve"> </w:t>
-      </w:r>
-      <w:r>
-        <w:rPr>
-          <w:rFonts w:asciiTheme="minorHAnsi" w:hAnsiTheme="minorHAnsi"/>
-          <w:sz w:val="22"/>
-          <w:szCs w:val="22"/>
-        </w:rPr>
-        <w:lastRenderedPageBreak/>
-        <w:t>with all required fields present and a verified database identity.</w:t>
+        <w:t xml:space="preserve"> with all required fields present and a verified database identity.</w:t>
       </w:r>
       <w:r>
         <w:rPr>
@@ -3434,6 +3564,9 @@
       </w:r>
     </w:p>
     <w:p>
+      <w:pPr>
+        <w:jc w:val="center"/>
+      </w:pPr>
       <w:r>
         <w:rPr>
           <w:noProof/>
@@ -3542,6 +3675,7 @@
           <w:rFonts w:ascii="Times New Roman" w:hAnsi="Times New Roman"/>
           <w:sz w:val="24"/>
         </w:rPr>
+        <w:lastRenderedPageBreak/>
         <w:t>3.</w:t>
       </w:r>
       <w:r>
@@ -3567,14 +3701,7 @@
         <w:rPr>
           <w:rFonts w:ascii="Times New Roman" w:hAnsi="Times New Roman"/>
         </w:rPr>
-        <w:t xml:space="preserve">The Database Identity Normalizer addresses a fundamental challenge in Text-to-SQL dataset processing: ensuring that every record can be associated with a valid, accessible database instance </w:t>
-      </w:r>
-      <w:r>
-        <w:rPr>
-          <w:rFonts w:ascii="Times New Roman" w:hAnsi="Times New Roman"/>
-        </w:rPr>
-        <w:lastRenderedPageBreak/>
-        <w:t>against which SQL queries can be validated and executed. This challenge arises from the diversity of dataset formats and conventions employed across the Text-to-SQL research community, where some datasets provide explicit database identifiers referencing pre-existing database files</w:t>
+        <w:t>The Database Identity Normalizer addresses a fundamental challenge in Text-to-SQL dataset processing: ensuring that every record can be associated with a valid, accessible database instance against which SQL queries can be validated and executed. This challenge arises from the diversity of dataset formats and conventions employed across the Text-to-SQL research community, where some datasets provide explicit database identifiers referencing pre-existing database files</w:t>
       </w:r>
       <w:r>
         <w:rPr>
@@ -3776,14 +3903,14 @@
         <w:rPr>
           <w:rFonts w:ascii="Times New Roman" w:hAnsi="Times New Roman"/>
         </w:rPr>
-        <w:t xml:space="preserve">The second scenario handles records lacking explicit database identifiers but including DDL schema specifications, a pattern commonly encountered in synthetic datasets or benchmark subsets designed for testing schema understanding capabilities. For these records, the normalizer computes a cryptographic hash (SHA-256) of the DDL schema text, generating a deterministic identifier that remains consistent across multiple pipeline executions processing the same schema. The normalizer then checks whether a database with this computed identifier already exists; if so, it reuses that </w:t>
+        <w:t xml:space="preserve">The second scenario handles records lacking explicit database identifiers but including DDL schema specifications, a pattern commonly encountered in synthetic datasets or benchmark subsets designed for testing schema understanding capabilities. For these records, the normalizer computes </w:t>
       </w:r>
       <w:r>
         <w:rPr>
           <w:rFonts w:ascii="Times New Roman" w:hAnsi="Times New Roman"/>
         </w:rPr>
         <w:lastRenderedPageBreak/>
-        <w:t xml:space="preserve">database instance, leveraging caching to avoid redundant database creation operations when multiple records share identical schemas. If no such database exists, the normalizer creates a new database from the DDL schema, assigns it the computed hash identifier, and populates the record's </w:t>
+        <w:t xml:space="preserve">a cryptographic hash (SHA-256) of the DDL schema text, generating a deterministic identifier that remains consistent across multiple pipeline executions processing the same schema. The normalizer then checks whether a database with this computed identifier already exists; if so, it reuses that database instance, leveraging caching to avoid redundant database creation operations when multiple records share identical schemas. If no such database exists, the normalizer creates a new database from the DDL schema, assigns it the computed hash identifier, and populates the record's </w:t>
       </w:r>
       <w:proofErr w:type="spellStart"/>
       <w:r>
@@ -3890,6 +4017,7 @@
         <w:rPr>
           <w:noProof/>
         </w:rPr>
+        <w:lastRenderedPageBreak/>
         <w:drawing>
           <wp:inline distT="0" distB="0" distL="0" distR="0" wp14:anchorId="52B8669F" wp14:editId="3A344F75">
             <wp:extent cx="5486400" cy="2418080"/>
@@ -3987,7 +4115,6 @@
         <w:rPr>
           <w:rFonts w:ascii="Times New Roman" w:hAnsi="Times New Roman"/>
         </w:rPr>
-        <w:lastRenderedPageBreak/>
         <w:t>Figure 5</w:t>
       </w:r>
       <w:r>
@@ -4073,6 +4200,7 @@
         <w:rPr>
           <w:noProof/>
         </w:rPr>
+        <w:lastRenderedPageBreak/>
         <w:drawing>
           <wp:inline distT="0" distB="0" distL="0" distR="0" wp14:anchorId="4559CA8F" wp14:editId="384E3C2E">
             <wp:extent cx="5486400" cy="3094355"/>
@@ -4119,7 +4247,6 @@
         <w:rPr>
           <w:i/>
         </w:rPr>
-        <w:lastRenderedPageBreak/>
         <w:t xml:space="preserve">Figure </w:t>
       </w:r>
       <w:r>
@@ -4284,7 +4411,11 @@
         <w:jc w:val="both"/>
       </w:pPr>
       <w:r>
-        <w:t>The Difficulty Classification stage maps scores to four categorical labels with empirically calibrated thresholds. Easy queries (0-25) encompass single-table SELECT with simple predicates. Medium queries (26-50) introduce multi-table JOINs, GROUP BY, and straightforward subqueries requiring intermediate proficiency. Hard queries (51-75) exhibit multiple JOINs, nested subqueries, CTEs, and correlated subqueries challenging experienced practitioners. Expert queries (76-100) feature deep nesting, window functions, recursive CTEs, and intricate set operations representing frontier challenges. This enables benchmark coverage assessment, stratified evaluation, and imbalance identification.</w:t>
+        <w:t xml:space="preserve">The Difficulty Classification stage maps scores to four categorical labels with empirically calibrated thresholds. Easy queries (0-25) encompass single-table SELECT with simple predicates. Medium queries (26-50) introduce multi-table JOINs, GROUP BY, and straightforward subqueries requiring intermediate proficiency. Hard queries (51-75) exhibit multiple JOINs, nested subqueries, CTEs, and correlated subqueries challenging experienced practitioners. Expert queries (76-100) feature deep nesting, window functions, recursive </w:t>
+      </w:r>
+      <w:r>
+        <w:lastRenderedPageBreak/>
+        <w:t>CTEs, and intricate set operations representing frontier challenges. This enables benchmark coverage assessment, stratified evaluation, and imbalance identification.</w:t>
       </w:r>
     </w:p>
     <w:p>
@@ -4292,6 +4423,10 @@
         <w:pStyle w:val="Heading2"/>
         <w:spacing w:before="0"/>
         <w:ind w:firstLine="340"/>
+        <w:rPr>
+          <w:rFonts w:ascii="Times New Roman" w:hAnsi="Times New Roman"/>
+          <w:sz w:val="24"/>
+        </w:rPr>
       </w:pPr>
       <w:r>
         <w:rPr>
@@ -4322,13 +4457,50 @@
         <w:jc w:val="both"/>
       </w:pPr>
       <w:r>
-        <w:t xml:space="preserve">The Query Antipattern Detector implements rule-based static analysis identifying SQL code smells compromising maintainability, performance, correctness, or data safety. While the Syntax Analyzer characterizes complexity, the antipattern detector evaluates quality by detecting problematic patterns practitioners recognize as suboptimal or dangerous. The detector processes queries through four stages: AST traversal with pattern matching, severity classification, weighted scoring, and quality assignment (Figure </w:t>
-      </w:r>
-      <w:r>
-        <w:t>7</w:t>
-      </w:r>
-      <w:r>
-        <w:t>).</w:t>
+        <w:t>The Query Antipattern Detector implements a rule-based static analysis framework for identifying SQL constructs that compromise query correctness, data integrity, execution performance, or code maintainability. Unlike the Query Syntax Analyzer that quantifies structural complexity without normative judgment, antipattern detection applies domain-specific knowledge to identify patterns empirically associated with incorrect results, data corruption, or performance degradation. The detection methodology employs a three-stage analytical pipeline (Figure 2c):  AST-based pattern recognition through structural matching, dialect-configurable severity classification and weighted scoring (Figure 7)</w:t>
+      </w:r>
+      <w:r>
+        <w:t>.</w:t>
+      </w:r>
+    </w:p>
+    <w:p>
+      <w:pPr>
+        <w:spacing w:after="0"/>
+        <w:jc w:val="both"/>
+      </w:pPr>
+      <w:r>
+        <w:rPr>
+          <w:b/>
+          <w:bCs/>
+        </w:rPr>
+        <w:t xml:space="preserve">Rule-Based Detection Engine. </w:t>
+      </w:r>
+      <w:r>
+        <w:t xml:space="preserve">The detection engine implements 13 independent rules that traverse the </w:t>
+      </w:r>
+      <w:proofErr w:type="spellStart"/>
+      <w:r>
+        <w:t>sqlglot</w:t>
+      </w:r>
+      <w:proofErr w:type="spellEnd"/>
+      <w:r>
+        <w:t xml:space="preserve"> abstract syntax tree to identify antipattern signatures. Each rule operates independently, enabling parallel detection of multiple concurrent antipatterns. Detection leverages typed AST nodes (EQ, NEQ, </w:t>
+      </w:r>
+      <w:proofErr w:type="spellStart"/>
+      <w:r>
+        <w:t>AggFunc</w:t>
+      </w:r>
+      <w:proofErr w:type="spellEnd"/>
+      <w:r>
+        <w:t xml:space="preserve">, Update, Delete, </w:t>
+      </w:r>
+      <w:proofErr w:type="gramStart"/>
+      <w:r>
+        <w:t>Where,</w:t>
+      </w:r>
+      <w:proofErr w:type="gramEnd"/>
+      <w:r>
+        <w:t xml:space="preserve"> Join, Subquery, Like) to implement precise structural pattern matching across four quality dimensions: correctness violations, data safety issues, performance degradations, and code quality concerns.</w:t>
       </w:r>
     </w:p>
     <w:p>
@@ -4338,25 +4510,14 @@
         <w:jc w:val="both"/>
       </w:pPr>
       <w:r>
-        <w:t>The Rule-Based Detection Engine implements 14 independent rules traversing the AST to identify antipattern signatures. Each rule encapsulates domain knowledge about SQL best practices, performance optimization, and correctness pitfalls. Rules operate in parallel, enabling compositional analysis detecting multiple antipatterns simultaneously.</w:t>
-      </w:r>
-    </w:p>
-    <w:p>
-      <w:pPr>
-        <w:spacing w:after="0"/>
-        <w:ind w:firstLine="340"/>
-        <w:jc w:val="both"/>
-      </w:pPr>
-      <w:r>
         <w:rPr>
           <w:noProof/>
         </w:rPr>
-        <w:lastRenderedPageBreak/>
         <w:drawing>
-          <wp:inline distT="0" distB="0" distL="0" distR="0" wp14:anchorId="6C79F476" wp14:editId="5DF30044">
-            <wp:extent cx="5486400" cy="3408680"/>
+          <wp:inline distT="0" distB="0" distL="0" distR="0" wp14:anchorId="4FFC6759" wp14:editId="0E94F10C">
+            <wp:extent cx="5486400" cy="3205480"/>
             <wp:effectExtent l="0" t="0" r="0" b="0"/>
-            <wp:docPr id="1396123590" name="Picture 2"/>
+            <wp:docPr id="1269404739" name="Picture 1"/>
             <wp:cNvGraphicFramePr>
               <a:graphicFrameLocks xmlns:a="http://schemas.openxmlformats.org/drawingml/2006/main" noChangeAspect="1"/>
             </wp:cNvGraphicFramePr>
@@ -4364,7 +4525,7 @@
               <a:graphicData uri="http://schemas.openxmlformats.org/drawingml/2006/picture">
                 <pic:pic xmlns:pic="http://schemas.openxmlformats.org/drawingml/2006/picture">
                   <pic:nvPicPr>
-                    <pic:cNvPr id="1396123590" name="Picture 1396123590"/>
+                    <pic:cNvPr id="1269404739" name="Picture 1269404739"/>
                     <pic:cNvPicPr/>
                   </pic:nvPicPr>
                   <pic:blipFill>
@@ -4376,7 +4537,7 @@
                   <pic:spPr>
                     <a:xfrm>
                       <a:off x="0" y="0"/>
-                      <a:ext cx="5486400" cy="3408680"/>
+                      <a:ext cx="5486400" cy="3205480"/>
                     </a:xfrm>
                     <a:prstGeom prst="rect">
                       <a:avLst/>
@@ -4394,11 +4555,14 @@
         <w:spacing w:after="0"/>
         <w:ind w:firstLine="340"/>
         <w:jc w:val="both"/>
-      </w:pPr>
-      <w:r>
         <w:rPr>
           <w:i/>
         </w:rPr>
+      </w:pPr>
+      <w:r>
+        <w:rPr>
+          <w:i/>
+        </w:rPr>
         <w:t xml:space="preserve">Figure </w:t>
       </w:r>
       <w:r>
@@ -4411,7 +4575,13 @@
         <w:rPr>
           <w:i/>
         </w:rPr>
-        <w:t>. Query Antipattern Detector with four-stage quality assessment pipeline</w:t>
+        <w:t xml:space="preserve">. </w:t>
+      </w:r>
+      <w:r>
+        <w:rPr>
+          <w:i/>
+        </w:rPr>
+        <w:t>Query Antipattern Detector Architecture</w:t>
       </w:r>
     </w:p>
     <w:p>
@@ -4420,15 +4590,506 @@
         <w:jc w:val="both"/>
       </w:pPr>
       <w:r>
-        <w:t xml:space="preserve">The engine leverages </w:t>
+        <w:rPr>
+          <w:b/>
+          <w:bCs/>
+        </w:rPr>
+        <w:t>Severity Classification.</w:t>
+      </w:r>
+      <w:r>
+        <w:t xml:space="preserve"> The system implements dialect-configurable severity assignment, acknowledging that antipattern impact varies across SQL implementations. Separate configuration mappings exist for SQLite, PostgreSQL enabling context-appropriate assessment tailored to each database system's optimization capabilities and standard compliance. The following classification structure represents the SQLite-specific configuration used in our evaluation, with 13 patterns distributed across four severity levels</w:t>
+      </w:r>
+      <w:r>
+        <w:t>.</w:t>
+      </w:r>
+    </w:p>
+    <w:p>
+      <w:pPr>
+        <w:spacing w:after="0"/>
+        <w:jc w:val="both"/>
+      </w:pPr>
+      <w:r>
+        <w:rPr>
+          <w:b/>
+        </w:rPr>
+        <w:t>Critical Severity (4 patterns)</w:t>
+      </w:r>
+      <w:r>
+        <w:t xml:space="preserve"> — Always produces wrong results or enables data corruption:</w:t>
+      </w:r>
+    </w:p>
+    <w:p>
+      <w:pPr>
+        <w:pStyle w:val="ListBullet"/>
+        <w:spacing w:after="0"/>
+        <w:jc w:val="both"/>
+      </w:pPr>
+      <w:r>
+        <w:rPr>
+          <w:b/>
+        </w:rPr>
+        <w:lastRenderedPageBreak/>
+        <w:t xml:space="preserve">NULL comparison errors (col = NULL): </w:t>
+      </w:r>
+      <w:r>
+        <w:t>Equality operators with NULL always evaluate to NULL rather than true/false, breaking predicate logic. Standard SQL requires IS NULL / IS NOT NULL predicates.</w:t>
+      </w:r>
+    </w:p>
+    <w:p>
+      <w:pPr>
+        <w:pStyle w:val="ListBullet"/>
+        <w:spacing w:after="0"/>
+        <w:jc w:val="both"/>
+      </w:pPr>
+      <w:r>
+        <w:rPr>
+          <w:b/>
+        </w:rPr>
+        <w:t xml:space="preserve">Missing GROUP BY: </w:t>
+      </w:r>
+      <w:r>
+        <w:t>Non-aggregated columns alongside aggregate functions produce non-deterministic results. SQLite permits this for MySQL compatibility but returns arbitrary row values, violating benchmark reproducibility requirements.</w:t>
+      </w:r>
+    </w:p>
+    <w:p>
+      <w:pPr>
+        <w:pStyle w:val="ListBullet"/>
+        <w:spacing w:after="0"/>
+        <w:jc w:val="both"/>
+      </w:pPr>
+      <w:r>
+        <w:rPr>
+          <w:b/>
+        </w:rPr>
+        <w:t xml:space="preserve">Unsafe UPDATE/DELETE: </w:t>
+      </w:r>
+      <w:r>
+        <w:t>Statements lacking WHERE clauses modify or delete all table rows, risking catastrophic data loss through unintended mass operations.</w:t>
+      </w:r>
+    </w:p>
+    <w:p>
+      <w:pPr>
+        <w:pStyle w:val="ListBullet"/>
+        <w:spacing w:after="0"/>
+        <w:jc w:val="both"/>
+      </w:pPr>
+      <w:r>
+        <w:rPr>
+          <w:b/>
+        </w:rPr>
+        <w:t xml:space="preserve">Cartesian product joins: </w:t>
+      </w:r>
+      <w:r>
+        <w:t>Missing JOIN conditions cause exponential row multiplication (N×M rows from two N-row, M-row tables), producing massive unintended result sets.</w:t>
+      </w:r>
+    </w:p>
+    <w:p>
+      <w:pPr>
+        <w:spacing w:after="0"/>
+        <w:jc w:val="both"/>
+      </w:pPr>
+      <w:r>
+        <w:rPr>
+          <w:b/>
+        </w:rPr>
+        <w:t>High Severity (2 patterns)</w:t>
+      </w:r>
+      <w:r>
+        <w:t xml:space="preserve"> — Produces wrong results in specific edge cases:</w:t>
+      </w:r>
+    </w:p>
+    <w:p>
+      <w:pPr>
+        <w:pStyle w:val="ListBullet"/>
+        <w:spacing w:after="0"/>
+        <w:jc w:val="both"/>
+      </w:pPr>
+      <w:r>
+        <w:rPr>
+          <w:b/>
+        </w:rPr>
+        <w:t xml:space="preserve">NOT IN with nullable subqueries: </w:t>
+      </w:r>
+      <w:r>
+        <w:t xml:space="preserve">When subquery returns NULL, SQL's three-valued logic causes the entire NOT IN expression to evaluate to false/NULL unexpectedly, silently filtering all rows. Example: WHERE </w:t>
       </w:r>
       <w:proofErr w:type="spellStart"/>
       <w:r>
-        <w:t>sqlglot's</w:t>
+        <w:t>id</w:t>
       </w:r>
       <w:proofErr w:type="spellEnd"/>
       <w:r>
-        <w:t xml:space="preserve"> AST node types: SELECT * detection searches for Star nodes; implicit join identifies FROM with multiple Tables but no Joins; function-in-WHERE locates Func nodes with Column references; leading wildcard LIKE examines patterns for wildcard prefixes; NOT IN combines Not wrapping In with Subqueries; correlated subquery performs scope analysis; unbounded query checks for missing Limits; unsafe UPDATE/DELETE identifies modifications lacking Where clauses; and additional rules target redundant DISTINCT with GROUP BY, unnecessary columns in EXISTS, UNION versus UNION ALL, complex OR chains, and DISTINCT overuse.</w:t>
+        <w:t xml:space="preserve"> NOT IN (SELECT </w:t>
+      </w:r>
+      <w:proofErr w:type="spellStart"/>
+      <w:r>
+        <w:t>parent_id</w:t>
+      </w:r>
+      <w:proofErr w:type="spellEnd"/>
+      <w:r>
+        <w:t xml:space="preserve"> FROM table) returns empty set if any </w:t>
+      </w:r>
+      <w:proofErr w:type="spellStart"/>
+      <w:r>
+        <w:t>parent_id</w:t>
+      </w:r>
+      <w:proofErr w:type="spellEnd"/>
+      <w:r>
+        <w:t xml:space="preserve"> is NULL.</w:t>
+      </w:r>
+    </w:p>
+    <w:p>
+      <w:pPr>
+        <w:pStyle w:val="ListBullet"/>
+        <w:spacing w:after="0"/>
+        <w:jc w:val="both"/>
+      </w:pPr>
+      <w:r>
+        <w:rPr>
+          <w:b/>
+        </w:rPr>
+        <w:t xml:space="preserve">Implicit comma-joins: </w:t>
+      </w:r>
+      <w:r>
+        <w:t>Comma-separated table lists (FROM t1, t2 WHERE ...) risk accidental Cartesian products when WHERE predicates inadequately constrain relationships, particularly problematic in SQLite's optimizer which shows documented limitations recognizing distributed join predicates.</w:t>
+      </w:r>
+    </w:p>
+    <w:p>
+      <w:pPr>
+        <w:spacing w:after="0"/>
+        <w:jc w:val="both"/>
+      </w:pPr>
+      <w:r>
+        <w:rPr>
+          <w:b/>
+        </w:rPr>
+        <w:t>Medium Severity (6 patterns)</w:t>
+      </w:r>
+      <w:r>
+        <w:t xml:space="preserve"> — Performance degradations and code quality issues:</w:t>
+      </w:r>
+    </w:p>
+    <w:p>
+      <w:pPr>
+        <w:pStyle w:val="ListBullet"/>
+        <w:spacing w:after="0"/>
+        <w:jc w:val="both"/>
+      </w:pPr>
+      <w:r>
+        <w:rPr>
+          <w:b/>
+        </w:rPr>
+        <w:t>Functions in WHERE (WHERE LOWER</w:t>
+      </w:r>
+      <w:r>
+        <w:rPr>
+          <w:b/>
+        </w:rPr>
+        <w:t xml:space="preserve"> </w:t>
+      </w:r>
+      <w:r>
+        <w:rPr>
+          <w:b/>
+        </w:rPr>
+        <w:t xml:space="preserve">(col) = 'value'): </w:t>
+      </w:r>
+      <w:r>
+        <w:t>Applying functions to indexed columns prevents index usage, forcing full table scans.</w:t>
+      </w:r>
+    </w:p>
+    <w:p>
+      <w:pPr>
+        <w:pStyle w:val="ListBullet"/>
+        <w:spacing w:after="0"/>
+        <w:jc w:val="both"/>
+      </w:pPr>
+      <w:r>
+        <w:rPr>
+          <w:b/>
+        </w:rPr>
+        <w:t xml:space="preserve">Correlated subqueries: </w:t>
+      </w:r>
+      <w:r>
+        <w:t>Row-by-row execution exhibits O(n²) complexity. Modern optimizers (PostgreSQL, Oracle) may decorrelate automatically, but SQLite executes literally.</w:t>
+      </w:r>
+    </w:p>
+    <w:p>
+      <w:pPr>
+        <w:pStyle w:val="ListBullet"/>
+        <w:spacing w:after="0"/>
+        <w:jc w:val="both"/>
+      </w:pPr>
+      <w:r>
+        <w:rPr>
+          <w:b/>
+        </w:rPr>
+        <w:t>Leading</w:t>
+      </w:r>
+      <w:r>
+        <w:rPr>
+          <w:b/>
+        </w:rPr>
+        <w:t xml:space="preserve"> </w:t>
+      </w:r>
+      <w:r>
+        <w:rPr>
+          <w:b/>
+        </w:rPr>
+        <w:t xml:space="preserve">wildcard LIKE (LIKE '%pattern'): </w:t>
+      </w:r>
+      <w:r>
+        <w:t>Prevents index prefix matching, requiring full table scan even on indexed columns.</w:t>
+      </w:r>
+    </w:p>
+    <w:p>
+      <w:pPr>
+        <w:pStyle w:val="ListBullet"/>
+        <w:spacing w:after="0"/>
+        <w:jc w:val="both"/>
+      </w:pPr>
+      <w:r>
+        <w:rPr>
+          <w:b/>
+        </w:rPr>
+        <w:t xml:space="preserve">UNION vs UNION ALL: </w:t>
+      </w:r>
+      <w:r>
+        <w:t>UNION adds expensive deduplication sort operation. Use UNION ALL when duplicates are acceptable or known to be impossible.</w:t>
+      </w:r>
+    </w:p>
+    <w:p>
+      <w:pPr>
+        <w:pStyle w:val="ListBullet"/>
+        <w:spacing w:after="0"/>
+        <w:jc w:val="both"/>
+      </w:pPr>
+      <w:r>
+        <w:rPr>
+          <w:b/>
+        </w:rPr>
+        <w:t xml:space="preserve">Redundant DISTINCT + GROUP BY: </w:t>
+      </w:r>
+      <w:r>
+        <w:t>GROUP BY already ensures uniqueness; adding DISTINCT is redundant and may add unnecessary overhead.</w:t>
+      </w:r>
+    </w:p>
+    <w:p>
+      <w:pPr>
+        <w:pStyle w:val="ListBullet"/>
+        <w:spacing w:after="0"/>
+        <w:jc w:val="both"/>
+      </w:pPr>
+      <w:r>
+        <w:rPr>
+          <w:b/>
+        </w:rPr>
+        <w:t>Columns in EXISTS subqueries (EXISTS</w:t>
+      </w:r>
+      <w:r>
+        <w:rPr>
+          <w:b/>
+        </w:rPr>
+        <w:t xml:space="preserve"> </w:t>
+      </w:r>
+      <w:r>
+        <w:rPr>
+          <w:b/>
+        </w:rPr>
+        <w:t xml:space="preserve">(SELECT col FROM ...)): </w:t>
+      </w:r>
+      <w:r>
+        <w:t>EXISTS only checks row existence; selecting specific columns wastes I/O. Use SELECT 1 convention.</w:t>
+      </w:r>
+    </w:p>
+    <w:p>
+      <w:pPr>
+        <w:spacing w:after="0"/>
+        <w:jc w:val="both"/>
+      </w:pPr>
+      <w:r>
+        <w:rPr>
+          <w:b/>
+        </w:rPr>
+        <w:t>Low Severity (1 pattern)</w:t>
+      </w:r>
+      <w:r>
+        <w:t xml:space="preserve"> — Style preferences acceptable in research contexts:</w:t>
+      </w:r>
+    </w:p>
+    <w:p>
+      <w:pPr>
+        <w:pStyle w:val="ListBullet"/>
+        <w:spacing w:after="0"/>
+        <w:jc w:val="both"/>
+      </w:pPr>
+      <w:r>
+        <w:rPr>
+          <w:b/>
+        </w:rPr>
+        <w:t xml:space="preserve">SELECT *: </w:t>
+      </w:r>
+      <w:r>
+        <w:t>Selects all columns implicitly, obscuring column-level dependencies and increasing coupling to schema changes, which negatively impacts readability and maintainability.</w:t>
+      </w:r>
+    </w:p>
+    <w:p>
+      <w:pPr>
+        <w:spacing w:after="0"/>
+        <w:jc w:val="both"/>
+      </w:pPr>
+      <w:r>
+        <w:rPr>
+          <w:b/>
+          <w:bCs/>
+        </w:rPr>
+        <w:t xml:space="preserve">Quality Score Computation. </w:t>
+      </w:r>
+      <w:r>
+        <w:t>Detected antipatterns are synthesized into a scalar quality metric through weighted penalty aggregation. The general scoring formula is:</w:t>
+      </w:r>
+    </w:p>
+    <w:p>
+      <w:pPr>
+        <w:spacing w:after="0"/>
+        <w:jc w:val="center"/>
+      </w:pPr>
+      <m:oMath>
+        <m:r>
+          <w:rPr>
+            <w:rFonts w:ascii="Cambria Math" w:hAnsi="Cambria Math"/>
+          </w:rPr>
+          <m:t xml:space="preserve">score = </m:t>
+        </m:r>
+        <m:r>
+          <m:rPr>
+            <m:sty m:val="p"/>
+          </m:rPr>
+          <w:rPr>
+            <w:rFonts w:ascii="Cambria Math" w:hAnsi="Cambria Math"/>
+          </w:rPr>
+          <m:t>max⁡(0, min⁡(100, 100-</m:t>
+        </m:r>
+        <m:r>
+          <w:rPr>
+            <w:rFonts w:ascii="Cambria Math" w:hAnsi="Cambria Math"/>
+          </w:rPr>
+          <m:t>∑(</m:t>
+        </m:r>
+        <m:r>
+          <m:rPr>
+            <m:sty m:val="p"/>
+          </m:rPr>
+          <w:rPr>
+            <w:rFonts w:ascii="Cambria Math" w:hAnsi="Cambria Math"/>
+          </w:rPr>
+          <m:t>penalty_severity × n_severity</m:t>
+        </m:r>
+        <m:r>
+          <w:rPr>
+            <w:rFonts w:ascii="Cambria Math" w:hAnsi="Cambria Math"/>
+          </w:rPr>
+          <m:t>)</m:t>
+        </m:r>
+        <m:r>
+          <m:rPr>
+            <m:sty m:val="p"/>
+          </m:rPr>
+          <w:rPr>
+            <w:rFonts w:ascii="Cambria Math" w:hAnsi="Cambria Math"/>
+          </w:rPr>
+          <m:t>))</m:t>
+        </m:r>
+      </m:oMath>
+      <w:r>
+        <w:t>,</w:t>
+      </w:r>
+    </w:p>
+    <w:p>
+      <w:pPr>
+        <w:spacing w:after="0"/>
+        <w:jc w:val="both"/>
+      </w:pPr>
+      <w:r>
+        <w:t xml:space="preserve">where </w:t>
+      </w:r>
+      <w:proofErr w:type="spellStart"/>
+      <w:r>
+        <w:rPr>
+          <w:i/>
+          <w:iCs/>
+        </w:rPr>
+        <w:t>n_severity</w:t>
+      </w:r>
+      <w:proofErr w:type="spellEnd"/>
+      <w:r>
+        <w:t xml:space="preserve"> denotes the frequency of antipatterns in each severity category, and </w:t>
+      </w:r>
+      <w:proofErr w:type="spellStart"/>
+      <w:r>
+        <w:rPr>
+          <w:i/>
+          <w:iCs/>
+        </w:rPr>
+        <w:t>penalty_severity</w:t>
+      </w:r>
+      <w:proofErr w:type="spellEnd"/>
+      <w:r>
+        <w:t xml:space="preserve"> represents the configurable penalty weight for that severity level. The penalty coefficients encode relative technical impact: correctness violations receive </w:t>
+      </w:r>
+      <w:r>
+        <w:lastRenderedPageBreak/>
+        <w:t xml:space="preserve">maximum penalty, edge-case failures moderate penalty, performance issues minor penalty, and style concerns minimal penalty. The clamping operations </w:t>
+      </w:r>
+      <w:proofErr w:type="gramStart"/>
+      <w:r>
+        <w:t>max(</w:t>
+      </w:r>
+      <w:proofErr w:type="gramEnd"/>
+      <w:r>
+        <w:t xml:space="preserve">0, </w:t>
+      </w:r>
+      <w:proofErr w:type="gramStart"/>
+      <w:r>
+        <w:t>min(</w:t>
+      </w:r>
+      <w:proofErr w:type="gramEnd"/>
+      <w:r>
+        <w:t xml:space="preserve">100, ...)) enforce the [0, 100] range when multiple severe antipatterns accumulate. </w:t>
+      </w:r>
+    </w:p>
+    <w:p>
+      <w:pPr>
+        <w:spacing w:after="0"/>
+        <w:jc w:val="both"/>
+      </w:pPr>
+      <w:r>
+        <w:t>This produces intuitive score interpretability: 100 = perfect (no antipatterns); 90-99 = excellent (only low-severity patterns); 70-89 = good (isolated medium issues); 50-69 = fair (multiple medium or few high-severity patterns); &lt;50 = poor (critical antipatterns or numerous high-severity issues). The weighted approach enables fine-grained quality discrimination for dataset curation and quality-aware evaluation methodologies.</w:t>
+      </w:r>
+    </w:p>
+    <w:p>
+      <w:pPr>
+        <w:pStyle w:val="Heading2"/>
+      </w:pPr>
+      <w:r>
+        <w:rPr>
+          <w:rFonts w:ascii="Times New Roman" w:hAnsi="Times New Roman"/>
+          <w:sz w:val="24"/>
+        </w:rPr>
+        <w:t>3.</w:t>
+      </w:r>
+      <w:r>
+        <w:rPr>
+          <w:rFonts w:ascii="Times New Roman" w:hAnsi="Times New Roman"/>
+          <w:sz w:val="24"/>
+        </w:rPr>
+        <w:t>8</w:t>
+      </w:r>
+      <w:r>
+        <w:rPr>
+          <w:rFonts w:ascii="Times New Roman" w:hAnsi="Times New Roman"/>
+          <w:sz w:val="24"/>
+        </w:rPr>
+        <w:t>. Multi-Model Semantic Validation Architecture</w:t>
       </w:r>
     </w:p>
     <w:p>
@@ -4438,256 +5099,176 @@
         <w:jc w:val="both"/>
       </w:pPr>
       <w:r>
-        <w:t xml:space="preserve">The Pattern Classification by Severity stage organizes antipatterns into three categories. Critical antipatterns (error severity) represent catastrophic patterns: unsafe UPDATE and DELETE lacking WHERE clauses unconditionally modifying or removing all rows. Significant antipatterns (warning severity) substantially compromise maintainability, performance, or correctness: SELECT * breaking interface contracts; implicit joins risking Cartesian products; functions in </w:t>
-      </w:r>
-      <w:proofErr w:type="gramStart"/>
-      <w:r>
-        <w:t>WHERE</w:t>
-      </w:r>
-      <w:proofErr w:type="gramEnd"/>
-      <w:r>
-        <w:t xml:space="preserve"> preventing index utilization; LIKE with leading wildcards; NOT IN with nullable subqueries; five or more JOINs; and DISTINCT on five or more columns. Advisory antipatterns (info severity) suggest optimization opportunities: correlated subqueries with N+1 patterns; unbounded SELECT queries; redundant DISTINCT with GROUP BY; unnecessary columns in EXISTS; UNION where UNION ALL suffices; and complex OR predicates.</w:t>
+        <w:t xml:space="preserve">The Semantic LLM Judge Analyzer constitutes the most sophisticated component of our validation pipeline, employing large language models to assess whether SQL queries correctly answer their associated natural language questions. This semantic validation capability addresses a critical limitation in traditional formal validation approaches: while syntax checking and execution testing verify technical correctness, only semantic analysis can determine whether a syntactically valid, successfully executing query </w:t>
+      </w:r>
+      <w:r>
+        <w:t>implements</w:t>
+      </w:r>
+      <w:r>
+        <w:t xml:space="preserve"> the intended meaning of the natural language question. Our analyzer implements this capability through a four-stage pipeline combining intelligent context generation, prompt engineering, </w:t>
+      </w:r>
+      <w:r>
+        <w:t>multi-model consensus voting, and result aggregation</w:t>
+      </w:r>
+      <w:r>
+        <w:rPr>
+          <w:lang w:val="uk-UA"/>
+        </w:rPr>
+        <w:t xml:space="preserve"> (</w:t>
+      </w:r>
+      <w:r>
+        <w:rPr>
+          <w:lang w:val="en-GB"/>
+        </w:rPr>
+        <w:t xml:space="preserve">Figure </w:t>
+      </w:r>
+      <w:r>
+        <w:rPr>
+          <w:lang w:val="en-GB"/>
+        </w:rPr>
+        <w:t>8</w:t>
+      </w:r>
+      <w:r>
+        <w:rPr>
+          <w:lang w:val="uk-UA"/>
+        </w:rPr>
+        <w:t>)</w:t>
+      </w:r>
+      <w:r>
+        <w:t xml:space="preserve">. </w:t>
       </w:r>
     </w:p>
     <w:p>
       <w:pPr>
         <w:spacing w:after="0"/>
-        <w:ind w:firstLine="340"/>
         <w:jc w:val="both"/>
       </w:pPr>
       <w:r>
-        <w:t xml:space="preserve">The Quality Score Computation stage synthesizes antipatterns into a 0-100 metric through weighted penalties. Scoring begins at 100 points. Critical antipatterns subtract 20 points; significant antipatterns 10 points; advisory antipatterns 3 points. The formula: Quality Score = </w:t>
-      </w:r>
-      <w:proofErr w:type="gramStart"/>
-      <w:r>
-        <w:t>max(</w:t>
-      </w:r>
-      <w:proofErr w:type="gramEnd"/>
-      <w:r>
-        <w:t xml:space="preserve">0, 100 - 20×critical - 10×warning - 3×info). This produces intuitive distributions: zero antipatterns achieve 100; advisory issues score 90s; several significant </w:t>
-      </w:r>
-      <w:r>
-        <w:lastRenderedPageBreak/>
-        <w:t>antipatterns score 50-70; critical antipatterns score below 50 necessitating revision or exclusion.</w:t>
-      </w:r>
-    </w:p>
-    <w:p>
-      <w:pPr>
-        <w:spacing w:after="0"/>
-        <w:ind w:firstLine="340"/>
-        <w:jc w:val="both"/>
-      </w:pPr>
-      <w:r>
-        <w:t>The Quality Level Classification stage maps scores to categorical labels with empirically calibrated thresholds. Excellent (90-100) designates professional-grade SQL with zero significant antipatterns. Good (70-89) encompasses one or two significant antipatterns representing acceptable quality. Fair (50-69) identifies multiple significant antipatterns requiring remediation. Poor (0-49) designates critical antipatterns or numerous issues requiring extensive revision or exclusion. This enables dataset-level profiling, quality-based filtering, correlation analyses with semantic correctness, and targeted improvement campaigns.</w:t>
-      </w:r>
-    </w:p>
-    <w:p>
-      <w:pPr>
-        <w:pStyle w:val="Heading2"/>
-      </w:pPr>
-      <w:r>
-        <w:rPr>
-          <w:rFonts w:ascii="Times New Roman" w:hAnsi="Times New Roman"/>
-          <w:sz w:val="24"/>
-        </w:rPr>
-        <w:t>3.</w:t>
-      </w:r>
-      <w:r>
-        <w:rPr>
-          <w:rFonts w:ascii="Times New Roman" w:hAnsi="Times New Roman"/>
-          <w:sz w:val="24"/>
-        </w:rPr>
-        <w:t>8</w:t>
-      </w:r>
-      <w:r>
-        <w:rPr>
-          <w:rFonts w:ascii="Times New Roman" w:hAnsi="Times New Roman"/>
-          <w:sz w:val="24"/>
-        </w:rPr>
-        <w:t>. Multi-Model Semantic Validation Architecture</w:t>
-      </w:r>
-    </w:p>
-    <w:p>
-      <w:pPr>
-        <w:spacing w:after="0"/>
-        <w:ind w:firstLine="340"/>
-        <w:jc w:val="both"/>
-      </w:pPr>
-      <w:r>
-        <w:t xml:space="preserve">The Semantic LLM Judge Analyzer constitutes the most sophisticated component of our validation pipeline, employing large language models to assess whether SQL queries correctly answer their associated natural language questions. This semantic validation capability addresses a critical limitation in traditional formal validation approaches: while syntax checking and execution testing verify technical correctness, only semantic analysis can determine whether a syntactically valid, successfully executing query </w:t>
-      </w:r>
-      <w:r>
-        <w:t>implements</w:t>
-      </w:r>
-      <w:r>
-        <w:t xml:space="preserve"> the intended meaning of the natural language question. Our analyzer implements this capability through a four-stage pipeline combining intelligent context generation, prompt engineering, multi-model consensus voting, and result aggregation</w:t>
-      </w:r>
-      <w:r>
-        <w:rPr>
-          <w:lang w:val="uk-UA"/>
-        </w:rPr>
-        <w:t xml:space="preserve"> (</w:t>
+        <w:rPr>
+          <w:rStyle w:val="Strong"/>
+        </w:rPr>
+        <w:t>Smart DDL Generation</w:t>
+      </w:r>
+      <w:r>
+        <w:rPr>
+          <w:rStyle w:val="Strong"/>
+        </w:rPr>
+        <w:t>.</w:t>
+      </w:r>
+      <w:r>
+        <w:t xml:space="preserve"> </w:t>
       </w:r>
       <w:r>
         <w:rPr>
           <w:lang w:val="en-GB"/>
         </w:rPr>
-        <w:t xml:space="preserve">Figure </w:t>
-      </w:r>
-      <w:r>
-        <w:rPr>
-          <w:lang w:val="en-GB"/>
-        </w:rPr>
-        <w:t>8</w:t>
-      </w:r>
-      <w:r>
-        <w:rPr>
-          <w:lang w:val="uk-UA"/>
-        </w:rPr>
-        <w:t>)</w:t>
-      </w:r>
-      <w:r>
-        <w:t xml:space="preserve">. </w:t>
-      </w:r>
-    </w:p>
-    <w:p>
-      <w:pPr>
-        <w:jc w:val="both"/>
-      </w:pPr>
-      <w:r>
-        <w:rPr>
-          <w:b/>
-          <w:bCs/>
-        </w:rPr>
-        <w:t>Smart DDL Generatio</w:t>
-      </w:r>
-      <w:r>
-        <w:rPr>
-          <w:b/>
-          <w:bCs/>
-        </w:rPr>
-        <w:t>n</w:t>
-      </w:r>
-      <w:r>
-        <w:t xml:space="preserve">. </w:t>
-      </w:r>
-      <w:r>
-        <w:rPr>
-          <w:rFonts w:ascii="Times New Roman" w:hAnsi="Times New Roman"/>
-        </w:rPr>
-        <w:t>The first stage</w:t>
-      </w:r>
-      <w:r>
-        <w:rPr>
-          <w:rFonts w:ascii="Times New Roman" w:hAnsi="Times New Roman"/>
-        </w:rPr>
+        <w:t>T</w:t>
+      </w:r>
+      <w:r>
+        <w:t>his stage prepares a compact, token-efficient representation of the database schema and sample data that is injected as context into the LLM-based semantic Text-to-SQL judge</w:t>
+      </w:r>
+      <w:r>
+        <w:t>.</w:t>
+      </w:r>
+      <w:r>
+        <w:t xml:space="preserve"> The system supports two DDL generation modes: </w:t>
+      </w:r>
+      <w:r>
+        <w:rPr>
+          <w:rStyle w:val="Strong"/>
+        </w:rPr>
+        <w:t>full</w:t>
+      </w:r>
+      <w:r>
+        <w:t xml:space="preserve"> and </w:t>
+      </w:r>
+      <w:r>
+        <w:rPr>
+          <w:rStyle w:val="Strong"/>
+        </w:rPr>
+        <w:t>query-derived</w:t>
+      </w:r>
+      <w:r>
+        <w:t xml:space="preserve">. In </w:t>
+      </w:r>
+      <w:r>
+        <w:rPr>
+          <w:rStyle w:val="Strong"/>
+        </w:rPr>
+        <w:t>full</w:t>
+      </w:r>
+      <w:r>
+        <w:t xml:space="preserve"> mode, the system retrieves metadata for the entire database schema. In </w:t>
+      </w:r>
+      <w:r>
+        <w:rPr>
+          <w:rStyle w:val="Strong"/>
+        </w:rPr>
+        <w:t>query-derived</w:t>
+      </w:r>
+      <w:r>
+        <w:t xml:space="preserve"> mode, it first parses the SQL query with </w:t>
+      </w:r>
+      <w:r>
+        <w:rPr>
+          <w:rStyle w:val="Emphasis"/>
+        </w:rPr>
+        <w:t>sqlglot</w:t>
+      </w:r>
+      <w:r>
+        <w:t xml:space="preserve"> to build an abstract syntax tree and extract only the tables referenced in </w:t>
+      </w:r>
+      <w:r>
+        <w:rPr>
+          <w:rStyle w:val="HTMLCode"/>
+          <w:rFonts w:asciiTheme="minorHAnsi" w:eastAsiaTheme="minorEastAsia" w:hAnsiTheme="minorHAnsi"/>
+          <w:sz w:val="22"/>
+          <w:szCs w:val="22"/>
+        </w:rPr>
+        <w:t>FROM</w:t>
+      </w:r>
+      <w:r>
+        <w:t xml:space="preserve"> clauses, </w:t>
+      </w:r>
+      <w:r>
+        <w:rPr>
+          <w:rStyle w:val="HTMLCode"/>
+          <w:rFonts w:asciiTheme="minorHAnsi" w:eastAsiaTheme="minorEastAsia" w:hAnsiTheme="minorHAnsi"/>
+          <w:sz w:val="22"/>
+          <w:szCs w:val="22"/>
+        </w:rPr>
+        <w:t>JOIN</w:t>
+      </w:r>
+      <w:r>
+        <w:t xml:space="preserve"> conditions, and subqueries. The database adapter then queries the system catalogs </w:t>
+      </w:r>
+      <w:r>
+        <w:rPr>
+          <w:rStyle w:val="Strong"/>
+        </w:rPr>
+        <w:t>only for these referenced tables</w:t>
+      </w:r>
+      <w:r>
+        <w:t xml:space="preserve">, retrieving column names, data types, primary keys, and foreign key relationships. After this selection step, both modes follow the same pipeline: the system executes </w:t>
+      </w:r>
+      <w:r>
+        <w:rPr>
+          <w:rStyle w:val="HTMLCode"/>
+          <w:rFonts w:asciiTheme="minorHAnsi" w:eastAsiaTheme="minorEastAsia" w:hAnsiTheme="minorHAnsi"/>
+          <w:sz w:val="22"/>
+          <w:szCs w:val="22"/>
+        </w:rPr>
+        <w:t>SELECT</w:t>
+      </w:r>
+      <w:r>
+        <w:t xml:space="preserve"> queries to sample a configurable number of example values from each column (by default, two per column), giving the language model concrete data instances that complement the type information. </w:t>
+      </w:r>
+      <w:r>
+        <w:t xml:space="preserve">Finally, the collected metadata is formatted into CREATE TABLE statements with inline comments containing the example values, producing a minimal DDL specification that includes only information relevant to the query under analysis. </w:t>
+      </w:r>
+      <w:r>
         <w:t xml:space="preserve"> </w:t>
       </w:r>
-      <w:r>
-        <w:rPr>
-          <w:rFonts w:ascii="Times New Roman" w:hAnsi="Times New Roman"/>
-        </w:rPr>
-        <w:t xml:space="preserve">addresses the token efficiency challenge inherent in providing database schema context to language models. The system supports two DDL generation modes: </w:t>
-      </w:r>
-      <w:proofErr w:type="spellStart"/>
-      <w:r>
-        <w:rPr>
-          <w:rFonts w:ascii="Times New Roman" w:hAnsi="Times New Roman"/>
-          <w:i/>
-          <w:iCs/>
-        </w:rPr>
-        <w:t>query_derived</w:t>
-      </w:r>
-      <w:proofErr w:type="spellEnd"/>
-      <w:r>
-        <w:rPr>
-          <w:rFonts w:ascii="Times New Roman" w:hAnsi="Times New Roman"/>
-        </w:rPr>
-        <w:t xml:space="preserve"> mode, which extracts only tables explicitly referenced in the SQL query to minimize token consumption, and </w:t>
-      </w:r>
-      <w:r>
-        <w:rPr>
-          <w:rFonts w:ascii="Times New Roman" w:hAnsi="Times New Roman"/>
-          <w:i/>
-          <w:iCs/>
-        </w:rPr>
-        <w:t>full</w:t>
-      </w:r>
-      <w:r>
-        <w:rPr>
-          <w:rFonts w:ascii="Times New Roman" w:hAnsi="Times New Roman"/>
-        </w:rPr>
-        <w:t xml:space="preserve"> mode, which transmits complete database schemas for maximal context. The </w:t>
-      </w:r>
-      <w:proofErr w:type="spellStart"/>
-      <w:r>
-        <w:rPr>
-          <w:rFonts w:ascii="Times New Roman" w:hAnsi="Times New Roman"/>
-          <w:i/>
-          <w:iCs/>
-        </w:rPr>
-        <w:t>query_derived</w:t>
-      </w:r>
-      <w:proofErr w:type="spellEnd"/>
-      <w:r>
-        <w:rPr>
-          <w:rFonts w:ascii="Times New Roman" w:hAnsi="Times New Roman"/>
-        </w:rPr>
-        <w:t xml:space="preserve"> algorithm employs a multi-step optimization process. First, the system parses the SQL query using </w:t>
-      </w:r>
-      <w:proofErr w:type="spellStart"/>
-      <w:r>
-        <w:rPr>
-          <w:rFonts w:ascii="Times New Roman" w:hAnsi="Times New Roman"/>
-        </w:rPr>
-        <w:t>sqlglot</w:t>
-      </w:r>
-      <w:proofErr w:type="spellEnd"/>
-      <w:r>
-        <w:rPr>
-          <w:rFonts w:ascii="Times New Roman" w:hAnsi="Times New Roman"/>
-        </w:rPr>
-        <w:t xml:space="preserve"> to construct an abstract syntax tree, extracting the set of tables explicitly referenced in FROM clauses, JOIN specifications, and subqueries. Second, the database adapter queries system catalogs to retrieve metadata only for these referenced tables, including column names, data types, primary keys, and foreign key relationships. Third, the system executes SELECT queries to sample a configurable number of example values from each column (defaulting to 2 examples per column), providing concrete data instances that help language models understand the semantic content of columns beyond what data type information conveys. Finally, the collected metadata is formatted into CREATE TABLE statements with inline comments containing the example values. The </w:t>
-      </w:r>
-      <w:proofErr w:type="spellStart"/>
-      <w:r>
-        <w:rPr>
-          <w:rFonts w:ascii="Times New Roman" w:hAnsi="Times New Roman"/>
-          <w:i/>
-          <w:iCs/>
-        </w:rPr>
-        <w:t>query_derived</w:t>
-      </w:r>
-      <w:proofErr w:type="spellEnd"/>
-      <w:r>
-        <w:rPr>
-          <w:rFonts w:ascii="Times New Roman" w:hAnsi="Times New Roman"/>
-        </w:rPr>
-        <w:t xml:space="preserve"> mode typically reduces token consumption by factors of 5-10 compared to </w:t>
-      </w:r>
-      <w:r>
-        <w:rPr>
-          <w:rFonts w:ascii="Times New Roman" w:hAnsi="Times New Roman"/>
-          <w:i/>
-          <w:iCs/>
-        </w:rPr>
-        <w:t>full</w:t>
-      </w:r>
-      <w:r>
-        <w:rPr>
-          <w:rFonts w:ascii="Times New Roman" w:hAnsi="Times New Roman"/>
-        </w:rPr>
-        <w:t xml:space="preserve"> mode, while the full mode provides complete database context for queries requiring comprehensive schema understanding or when table dependencies are complex.</w:t>
-      </w:r>
-    </w:p>
-    <w:p>
-      <w:pPr>
-        <w:spacing w:after="0"/>
-        <w:jc w:val="both"/>
-        <w:rPr>
-          <w:rFonts w:ascii="Times New Roman" w:hAnsi="Times New Roman"/>
-        </w:rPr>
-      </w:pPr>
     </w:p>
     <w:p>
       <w:pPr>
@@ -4764,12 +5345,67 @@
     </w:p>
     <w:p>
       <w:pPr>
-        <w:spacing w:after="0"/>
-        <w:ind w:firstLine="340"/>
+        <w:pStyle w:val="NormalWeb"/>
+        <w:spacing w:before="0" w:beforeAutospacing="0" w:after="0" w:afterAutospacing="0" w:line="276" w:lineRule="auto"/>
         <w:jc w:val="both"/>
-      </w:pPr>
-      <w:r>
-        <w:t xml:space="preserve">Finally, the collected metadata is formatted into CREATE TABLE statements with inline comments containing the example values, producing a minimal DDL specification that includes only information relevant to the query under analysis. </w:t>
+        <w:rPr>
+          <w:rFonts w:asciiTheme="minorHAnsi" w:hAnsiTheme="minorHAnsi"/>
+          <w:sz w:val="22"/>
+          <w:szCs w:val="22"/>
+        </w:rPr>
+      </w:pPr>
+      <w:r>
+        <w:rPr>
+          <w:rFonts w:asciiTheme="minorHAnsi" w:hAnsiTheme="minorHAnsi" w:cs="Times-Roman"/>
+          <w:sz w:val="22"/>
+          <w:szCs w:val="22"/>
+          <w:lang w:val="en-GB"/>
+        </w:rPr>
+        <w:t>In practice, query-derived mode reduces token usage by a factor of 2–3 compared to full mode, making it attractive for resource-constrained deployments; however, its truncated schema context and reliance on sparse value sampling can bias semantic evaluation, because the judge may lack the tables or representative examples needed to distinguish genuinely unanswerable questions from incorrect table selection. To avoid</w:t>
+      </w:r>
+      <w:r>
+        <w:rPr>
+          <w:rFonts w:asciiTheme="minorHAnsi" w:hAnsiTheme="minorHAnsi" w:cs="Times-Roman"/>
+          <w:sz w:val="22"/>
+          <w:szCs w:val="22"/>
+          <w:lang w:val="en-GB"/>
+        </w:rPr>
+        <w:t xml:space="preserve"> </w:t>
+      </w:r>
+      <w:r>
+        <w:rPr>
+          <w:rFonts w:asciiTheme="minorHAnsi" w:hAnsiTheme="minorHAnsi" w:cs="Times-Roman"/>
+          <w:sz w:val="22"/>
+          <w:szCs w:val="22"/>
+          <w:lang w:val="en-GB"/>
+        </w:rPr>
+        <w:t>this</w:t>
+      </w:r>
+      <w:r>
+        <w:rPr>
+          <w:rFonts w:asciiTheme="minorHAnsi" w:hAnsiTheme="minorHAnsi" w:cs="Times-Roman"/>
+          <w:sz w:val="22"/>
+          <w:szCs w:val="22"/>
+          <w:lang w:val="en-GB"/>
+        </w:rPr>
+        <w:t xml:space="preserve"> </w:t>
+      </w:r>
+      <w:r>
+        <w:rPr>
+          <w:rFonts w:asciiTheme="minorHAnsi" w:hAnsiTheme="minorHAnsi" w:cs="Times-Roman"/>
+          <w:sz w:val="22"/>
+          <w:szCs w:val="22"/>
+          <w:lang w:val="en-GB"/>
+        </w:rPr>
+        <w:t>and keep our semantic validation results cleanly interpretable, in this work we therefore report results using full mode (complete schemas), leaving a systematic comparison of query-derived and full mode, including a deeper analysis of value-sampling effects, to future work</w:t>
+      </w:r>
+      <w:r>
+        <w:rPr>
+          <w:rFonts w:asciiTheme="minorHAnsi" w:hAnsiTheme="minorHAnsi"/>
+          <w:sz w:val="22"/>
+          <w:szCs w:val="22"/>
+        </w:rPr>
+        <w:t>.</w:t>
       </w:r>
     </w:p>
     <w:p>
@@ -4914,6 +5550,7 @@
           <w:sz w:val="22"/>
           <w:szCs w:val="22"/>
         </w:rPr>
+        <w:lastRenderedPageBreak/>
         <w:t>{{dialect}}</w:t>
       </w:r>
       <w:r>
@@ -4996,18 +5633,7 @@
           <w:szCs w:val="22"/>
           <w:lang w:val="en-GB"/>
         </w:rPr>
-        <w:t xml:space="preserve">. The "verdict" field is constrained to one of four categorical labels: CORRECT (the query fully </w:t>
-      </w:r>
-      <w:r>
-        <w:rPr>
-          <w:rFonts w:asciiTheme="minorHAnsi" w:hAnsiTheme="minorHAnsi"/>
-          <w:color w:val="000000"/>
-          <w:sz w:val="22"/>
-          <w:szCs w:val="22"/>
-          <w:lang w:val="en-GB"/>
-        </w:rPr>
-        <w:lastRenderedPageBreak/>
-        <w:t xml:space="preserve">and accurately answers the question with no semantic issues), PARTIALLY_CORRECT (the query is mostly correct but exhibits minor deficiencies such as missing DISTINCT clauses when duplicates are possible, imprecise date/time boundaries, NULL-handling edge cases, or non-deterministic GROUP BY selections that do not fundamentally invalidate the result), INCORRECT (the query contains fundamental semantic errors including wrong table or column selections, missing or incorrect JOIN conditions, flawed aggregation logic, or erroneous WHERE clause predicates that produce fundamentally incorrect results), and UNANSWERABLE (the question cannot be answered from the provided schema due to missing tables or columns, requirements for external data not present in the database, or inherent ambiguity or contradictions in the question itself). </w:t>
+        <w:t xml:space="preserve">. The "verdict" field is constrained to one of four categorical labels: CORRECT (the query fully and accurately answers the question with no semantic issues), PARTIALLY_CORRECT (the query is mostly correct but exhibits minor deficiencies such as missing DISTINCT clauses when duplicates are possible, imprecise date/time boundaries, NULL-handling edge cases, or non-deterministic GROUP BY selections that do not fundamentally invalidate the result), INCORRECT (the query contains fundamental semantic errors including wrong table or column selections, missing or incorrect JOIN conditions, flawed aggregation logic, or erroneous WHERE clause predicates that produce fundamentally incorrect results), and UNANSWERABLE (the question cannot be answered from the provided schema due to missing tables or columns, requirements for external data not present in the database, or inherent ambiguity or contradictions in the question itself). </w:t>
       </w:r>
     </w:p>
     <w:p>
@@ -5151,9 +5777,8 @@
           <w:szCs w:val="22"/>
           <w:lang w:val="en-GB"/>
         </w:rPr>
-        <w:t>The "explanation" field encodes a short natural-language justification; for CORRECT verdicts, the explanation is required to be an empty string, thereby preventing spurious narrative output, while for all other verdicts, the explanation must be a concise single-line description (bounded to at most 200 characters) that identifies the dominant semantic issue. This response specification transforms otherwise free-form LLM outputs into machine-</w:t>
-      </w:r>
-      <w:proofErr w:type="spellStart"/>
+        <w:t xml:space="preserve">The "explanation" field encodes a short natural-language justification; for CORRECT verdicts, the explanation is required to be an empty string, thereby preventing spurious narrative output, while for all other verdicts, the explanation must be a concise single-line </w:t>
+      </w:r>
       <w:r>
         <w:rPr>
           <w:rFonts w:asciiTheme="minorHAnsi" w:hAnsiTheme="minorHAnsi"/>
@@ -5162,9 +5787,10 @@
           <w:szCs w:val="22"/>
           <w:lang w:val="en-GB"/>
         </w:rPr>
-        <w:t>parseable</w:t>
-      </w:r>
-      <w:proofErr w:type="spellEnd"/>
+        <w:lastRenderedPageBreak/>
+        <w:t>description (bounded to at most 200 characters) that identifies the dominant semantic issue. This response specification transforms otherwise free-form LLM outputs into machine-</w:t>
+      </w:r>
+      <w:proofErr w:type="spellStart"/>
       <w:r>
         <w:rPr>
           <w:rFonts w:asciiTheme="minorHAnsi" w:hAnsiTheme="minorHAnsi"/>
@@ -5173,6 +5799,17 @@
           <w:szCs w:val="22"/>
           <w:lang w:val="en-GB"/>
         </w:rPr>
+        <w:t>parseable</w:t>
+      </w:r>
+      <w:proofErr w:type="spellEnd"/>
+      <w:r>
+        <w:rPr>
+          <w:rFonts w:asciiTheme="minorHAnsi" w:hAnsiTheme="minorHAnsi"/>
+          <w:color w:val="000000"/>
+          <w:sz w:val="22"/>
+          <w:szCs w:val="22"/>
+          <w:lang w:val="en-GB"/>
+        </w:rPr>
         <w:t xml:space="preserve"> judgments that can be aggregated systematically across large datasets</w:t>
       </w:r>
       <w:r>
@@ -5205,7 +5842,6 @@
           <w:sz w:val="22"/>
           <w:szCs w:val="22"/>
         </w:rPr>
-        <w:lastRenderedPageBreak/>
         <w:t>Multi-Model Consensus Voting.</w:t>
       </w:r>
       <w:r>
@@ -5734,124 +6370,100 @@
       </w:pPr>
       <w:r>
         <w:rPr>
-          <w:rStyle w:val="Strong"/>
           <w:rFonts w:ascii="Times New Roman" w:hAnsi="Times New Roman" w:cs="Times New Roman"/>
         </w:rPr>
-        <w:t xml:space="preserve">We caution that </w:t>
-      </w:r>
-      <w:proofErr w:type="spellStart"/>
-      <w:r>
-        <w:rPr>
-          <w:rStyle w:val="Strong"/>
+        <w:t>Th</w:t>
+      </w:r>
+      <w:r>
+        <w:rPr>
           <w:rFonts w:ascii="Times New Roman" w:hAnsi="Times New Roman" w:cs="Times New Roman"/>
         </w:rPr>
-        <w:t>query_derived</w:t>
-      </w:r>
-      <w:proofErr w:type="spellEnd"/>
-      <w:r>
-        <w:rPr>
-          <w:rStyle w:val="Strong"/>
+        <w:t>is</w:t>
+      </w:r>
+      <w:r>
+        <w:rPr>
           <w:rFonts w:ascii="Times New Roman" w:hAnsi="Times New Roman" w:cs="Times New Roman"/>
         </w:rPr>
-        <w:t xml:space="preserve"> mode requires particularly careful interpretation when </w:t>
-      </w:r>
-      <w:proofErr w:type="spellStart"/>
-      <w:r>
-        <w:rPr>
-          <w:rStyle w:val="Strong"/>
+        <w:t xml:space="preserve"> multi-model semantic validation architecture addresses several research challenges in Text-to-SQL evaluation. By employing multiple models with different architectures and training data, the system reduces the risk of systematic biases that might arise from relying on a single </w:t>
+      </w:r>
+      <w:r>
+        <w:rPr>
           <w:rFonts w:ascii="Times New Roman" w:hAnsi="Times New Roman" w:cs="Times New Roman"/>
         </w:rPr>
-        <w:t>analysing</w:t>
-      </w:r>
-      <w:proofErr w:type="spellEnd"/>
-      <w:r>
-        <w:rPr>
-          <w:rStyle w:val="Strong"/>
-          <w:rFonts w:ascii="Times New Roman" w:hAnsi="Times New Roman" w:cs="Times New Roman"/>
-        </w:rPr>
-        <w:t xml:space="preserve"> semantic validation results.</w:t>
-      </w:r>
-      <w:r>
-        <w:rPr>
-          <w:rFonts w:ascii="Times New Roman" w:hAnsi="Times New Roman" w:cs="Times New Roman"/>
-        </w:rPr>
-        <w:t xml:space="preserve"> When language models receive only query-referenced tables rather than complete schemas, UNANSWERABLE verdicts become ambiguous: models cannot distinguish between queries that reference semantically incorrect tables (which should be classified as INCORRECT when the full schema reveals that correct alternative tables exist) and questions that are genuinely unanswerable due to inherent information gaps. This motivates a two-</w:t>
-      </w:r>
-      <w:r>
-        <w:rPr>
-          <w:rFonts w:ascii="Times New Roman" w:hAnsi="Times New Roman" w:cs="Times New Roman"/>
-        </w:rPr>
         <w:lastRenderedPageBreak/>
-        <w:t xml:space="preserve">stage validation protocol: queries receiving UNANSWERABLE verdicts in </w:t>
-      </w:r>
-      <w:proofErr w:type="spellStart"/>
-      <w:r>
-        <w:rPr>
-          <w:rFonts w:ascii="Times New Roman" w:hAnsi="Times New Roman" w:cs="Times New Roman"/>
-        </w:rPr>
-        <w:t>query_derived</w:t>
-      </w:r>
-      <w:proofErr w:type="spellEnd"/>
-      <w:r>
-        <w:rPr>
-          <w:rFonts w:ascii="Times New Roman" w:hAnsi="Times New Roman" w:cs="Times New Roman"/>
-        </w:rPr>
-        <w:t xml:space="preserve"> mode are re-evaluated under full-schema mode to disambiguate these scenarios. If re-evaluation yields INCORRECT, this indicates wrong table selection—a fundamental semantic error; if it maintains UNANSWERABLE, this confirms genuine </w:t>
-      </w:r>
-      <w:proofErr w:type="spellStart"/>
-      <w:r>
-        <w:rPr>
-          <w:rFonts w:ascii="Times New Roman" w:hAnsi="Times New Roman" w:cs="Times New Roman"/>
-        </w:rPr>
-        <w:t>unanswerability</w:t>
-      </w:r>
-      <w:proofErr w:type="spellEnd"/>
-      <w:r>
-        <w:rPr>
-          <w:rFonts w:ascii="Times New Roman" w:hAnsi="Times New Roman" w:cs="Times New Roman"/>
-        </w:rPr>
-        <w:t xml:space="preserve">. Additionally, the sampling of instance values, while providing useful semantic cues about column content, may introduce bias when sampled values are unrepresentative of column distributions or mask data ambiguities that affect perceived query correctness. To empirically ground these considerations, in the experimental section we therefore </w:t>
-      </w:r>
-      <w:r>
-        <w:rPr>
-          <w:rStyle w:val="Strong"/>
-          <w:rFonts w:ascii="Times New Roman" w:hAnsi="Times New Roman" w:cs="Times New Roman"/>
-        </w:rPr>
-        <w:t>partially</w:t>
-      </w:r>
-      <w:r>
-        <w:rPr>
-          <w:rFonts w:ascii="Times New Roman" w:hAnsi="Times New Roman" w:cs="Times New Roman"/>
-        </w:rPr>
-        <w:t xml:space="preserve"> examine the impact of schema context completeness and value sampling by re-running all queries labelled as UNANSWERABLE in </w:t>
-      </w:r>
-      <w:proofErr w:type="spellStart"/>
-      <w:r>
-        <w:rPr>
-          <w:rFonts w:ascii="Times New Roman" w:hAnsi="Times New Roman" w:cs="Times New Roman"/>
-        </w:rPr>
-        <w:t>query_derived</w:t>
-      </w:r>
-      <w:proofErr w:type="spellEnd"/>
-      <w:r>
-        <w:rPr>
-          <w:rFonts w:ascii="Times New Roman" w:hAnsi="Times New Roman" w:cs="Times New Roman"/>
-        </w:rPr>
-        <w:t xml:space="preserve"> mode under full-schema mode and </w:t>
-      </w:r>
-      <w:proofErr w:type="spellStart"/>
-      <w:r>
-        <w:rPr>
-          <w:rFonts w:ascii="Times New Roman" w:hAnsi="Times New Roman" w:cs="Times New Roman"/>
-        </w:rPr>
-        <w:t>analysing</w:t>
-      </w:r>
-      <w:proofErr w:type="spellEnd"/>
-      <w:r>
-        <w:rPr>
-          <w:rFonts w:ascii="Times New Roman" w:hAnsi="Times New Roman" w:cs="Times New Roman"/>
-        </w:rPr>
-        <w:t xml:space="preserve"> the resulting verdict shifts, which allows us to estimate how often UNANSWERABLE stems from wrong table selection versus genuine information gaps, while a full ablation over different value-sampling configurations is left for future work.</w:t>
+        <w:t xml:space="preserve">model family. The consensus voting mechanism provides natural uncertainty quantification, with disagreement among models serving as a signal that examples may be problematic or ambiguous rather than clearly correct or incorrect. The structured output format with confidence scores enables downstream analysis to weight semantic validation results appropriately, for example by flagging low-confidence verdicts for human review or by analyzing whether certain query patterns systematically produce low-confidence judgments. </w:t>
+      </w:r>
+    </w:p>
+    <w:p>
+      <w:pPr>
+        <w:pStyle w:val="Heading2"/>
+      </w:pPr>
+      <w:r>
+        <w:rPr>
+          <w:rFonts w:ascii="Times New Roman" w:hAnsi="Times New Roman"/>
+          <w:sz w:val="24"/>
+        </w:rPr>
+        <w:t>3</w:t>
+      </w:r>
+      <w:r>
+        <w:rPr>
+          <w:rFonts w:ascii="Times New Roman" w:hAnsi="Times New Roman"/>
+          <w:sz w:val="24"/>
+        </w:rPr>
+        <w:t>.</w:t>
+      </w:r>
+      <w:r>
+        <w:rPr>
+          <w:rFonts w:ascii="Times New Roman" w:hAnsi="Times New Roman"/>
+          <w:sz w:val="24"/>
+        </w:rPr>
+        <w:t>9</w:t>
+      </w:r>
+      <w:r>
+        <w:rPr>
+          <w:rFonts w:ascii="Times New Roman" w:hAnsi="Times New Roman"/>
+          <w:sz w:val="24"/>
+        </w:rPr>
+        <w:t>. Protocol-Based Architecture and Dependency Injection</w:t>
+      </w:r>
+    </w:p>
+    <w:p>
+      <w:pPr>
+        <w:rPr>
+          <w:rFonts w:ascii="Times New Roman" w:hAnsi="Times New Roman"/>
+        </w:rPr>
+      </w:pPr>
+      <w:r>
+        <w:rPr>
+          <w:rFonts w:ascii="Times New Roman" w:hAnsi="Times New Roman"/>
+        </w:rPr>
+        <w:t xml:space="preserve">The system architecture employs Python's Protocol typing construct to establish clear contracts between components while maintaining loose coupling between interface definitions and their concrete implementations (Figure </w:t>
+      </w:r>
+      <w:r>
+        <w:rPr>
+          <w:rFonts w:ascii="Times New Roman" w:hAnsi="Times New Roman"/>
+        </w:rPr>
+        <w:t>8</w:t>
+      </w:r>
+      <w:r>
+        <w:rPr>
+          <w:rFonts w:ascii="Times New Roman" w:hAnsi="Times New Roman"/>
+        </w:rPr>
+        <w:t xml:space="preserve">). </w:t>
+      </w:r>
+    </w:p>
+    <w:p>
+      <w:pPr>
+        <w:spacing w:after="0"/>
+        <w:rPr>
+          <w:rFonts w:ascii="Times New Roman" w:hAnsi="Times New Roman"/>
+        </w:rPr>
+      </w:pPr>
+      <w:r>
+        <w:rPr>
+          <w:rFonts w:ascii="Times New Roman" w:hAnsi="Times New Roman"/>
+        </w:rPr>
+        <w:t>This architectural pattern, analogous to interface-based programming in statically typed languages, provides the benefits of explicit type checking and interface documentation while preserving the flexibility and dynamism characteristic of Python development.</w:t>
       </w:r>
     </w:p>
     <w:p>
@@ -5859,94 +6471,6 @@
         <w:spacing w:after="0"/>
         <w:ind w:firstLine="340"/>
         <w:jc w:val="both"/>
-        <w:rPr>
-          <w:rFonts w:ascii="Times New Roman" w:hAnsi="Times New Roman" w:cs="Times New Roman"/>
-        </w:rPr>
-      </w:pPr>
-      <w:r>
-        <w:rPr>
-          <w:rFonts w:ascii="Times New Roman" w:hAnsi="Times New Roman" w:cs="Times New Roman"/>
-        </w:rPr>
-        <w:t xml:space="preserve">The multi-model semantic validation architecture addresses several research challenges in Text-to-SQL evaluation. By employing multiple models with different architectures and training data, the system reduces the risk of systematic biases that might arise from relying on a single model family. The consensus voting mechanism provides natural uncertainty quantification, with disagreement among models serving as a signal that examples may be problematic or ambiguous rather than clearly correct or incorrect. The structured output format with confidence scores enables downstream analysis to weight semantic validation results appropriately, for example by flagging low-confidence verdicts for human review or by analyzing whether certain query patterns systematically produce low-confidence judgments. </w:t>
-      </w:r>
-    </w:p>
-    <w:p>
-      <w:pPr>
-        <w:pStyle w:val="Heading2"/>
-      </w:pPr>
-      <w:r>
-        <w:rPr>
-          <w:rFonts w:ascii="Times New Roman" w:hAnsi="Times New Roman"/>
-          <w:sz w:val="24"/>
-        </w:rPr>
-        <w:t>3</w:t>
-      </w:r>
-      <w:r>
-        <w:rPr>
-          <w:rFonts w:ascii="Times New Roman" w:hAnsi="Times New Roman"/>
-          <w:sz w:val="24"/>
-        </w:rPr>
-        <w:t>.</w:t>
-      </w:r>
-      <w:r>
-        <w:rPr>
-          <w:rFonts w:ascii="Times New Roman" w:hAnsi="Times New Roman"/>
-          <w:sz w:val="24"/>
-        </w:rPr>
-        <w:t>9</w:t>
-      </w:r>
-      <w:r>
-        <w:rPr>
-          <w:rFonts w:ascii="Times New Roman" w:hAnsi="Times New Roman"/>
-          <w:sz w:val="24"/>
-        </w:rPr>
-        <w:t>. Protocol-Based Architecture and Dependency Injection</w:t>
-      </w:r>
-    </w:p>
-    <w:p>
-      <w:pPr>
-        <w:rPr>
-          <w:rFonts w:ascii="Times New Roman" w:hAnsi="Times New Roman"/>
-        </w:rPr>
-      </w:pPr>
-      <w:r>
-        <w:rPr>
-          <w:rFonts w:ascii="Times New Roman" w:hAnsi="Times New Roman"/>
-        </w:rPr>
-        <w:t xml:space="preserve">The system architecture employs Python's Protocol typing construct to establish clear contracts between components while maintaining loose coupling between interface definitions and their concrete implementations (Figure </w:t>
-      </w:r>
-      <w:r>
-        <w:rPr>
-          <w:rFonts w:ascii="Times New Roman" w:hAnsi="Times New Roman"/>
-        </w:rPr>
-        <w:t>8</w:t>
-      </w:r>
-      <w:r>
-        <w:rPr>
-          <w:rFonts w:ascii="Times New Roman" w:hAnsi="Times New Roman"/>
-        </w:rPr>
-        <w:t xml:space="preserve">). </w:t>
-      </w:r>
-    </w:p>
-    <w:p>
-      <w:pPr>
-        <w:spacing w:after="0"/>
-        <w:rPr>
-          <w:rFonts w:ascii="Times New Roman" w:hAnsi="Times New Roman"/>
-        </w:rPr>
-      </w:pPr>
-      <w:r>
-        <w:rPr>
-          <w:rFonts w:ascii="Times New Roman" w:hAnsi="Times New Roman"/>
-        </w:rPr>
-        <w:t>This architectural pattern, analogous to interface-based programming in statically typed languages, provides the benefits of explicit type checking and interface documentation while preserving the flexibility and dynamism characteristic of Python development.</w:t>
-      </w:r>
-    </w:p>
-    <w:p>
-      <w:pPr>
-        <w:spacing w:after="0"/>
-        <w:ind w:firstLine="340"/>
-        <w:jc w:val="both"/>
       </w:pPr>
       <w:r>
         <w:rPr>
@@ -6063,7 +6587,6 @@
           <w:rFonts w:ascii="Times New Roman" w:hAnsi="Times New Roman"/>
           <w:noProof/>
         </w:rPr>
-        <w:lastRenderedPageBreak/>
         <w:drawing>
           <wp:inline distT="0" distB="0" distL="0" distR="0" wp14:anchorId="41B5A2D1" wp14:editId="1C1A686A">
             <wp:extent cx="5486400" cy="3175000"/>
@@ -6288,14 +6811,7 @@
         <w:rPr>
           <w:rFonts w:ascii="Times New Roman" w:hAnsi="Times New Roman"/>
         </w:rPr>
-        <w:t xml:space="preserve"> Protocol encapsulates dialect-specific database operations, defining methods for query execution with configurable safety modes (read-only versus full read-write), schema introspection for retrieving table and column metadata, health checking for validating database </w:t>
-      </w:r>
-      <w:r>
-        <w:rPr>
-          <w:rFonts w:ascii="Times New Roman" w:hAnsi="Times New Roman"/>
-        </w:rPr>
-        <w:lastRenderedPageBreak/>
-        <w:t>accessibility, DDL export for extracting complete schema definitions, and database creation from DDL text specifications. This abstraction layer enables the system to support multiple SQL dialects (SQLite, PostgreSQL, MySQL) through different adapter implementations while presenting a uniform interface to higher-level components. The protocol-based approach facilitates unit testing by allowing test code to provide mock adapter implementations that simulate database operations without requiring actual database instances, significantly accelerating test suite execution and eliminating dependencies on external database installations.</w:t>
+        <w:t xml:space="preserve"> Protocol encapsulates dialect-specific database operations, defining methods for query execution with configurable safety modes (read-only versus full read-write), schema introspection for retrieving table and column metadata, health checking for validating database accessibility, DDL export for extracting complete schema definitions, and database creation from DDL text specifications. This abstraction layer enables the system to support multiple SQL dialects (SQLite, PostgreSQL, MySQL) through different adapter implementations while presenting a uniform interface to higher-level components. The protocol-based approach facilitates unit testing by allowing test code to provide mock adapter implementations that simulate database operations without requiring actual database instances, significantly accelerating test suite execution and eliminating dependencies on external database installations.</w:t>
       </w:r>
     </w:p>
     <w:p>
@@ -6367,7 +6883,14 @@
         <w:rPr>
           <w:rFonts w:ascii="Times New Roman" w:hAnsi="Times New Roman"/>
         </w:rPr>
-        <w:t xml:space="preserve"> checks against protocol types for defensive programming patterns. The loose coupling between interfaces and implementations facilitates independent evolution of components, allowing researchers to experiment with alternative implementations of specific analysis strategies without modifying surrounding infrastructure. The architecture naturally supports A/B testing scenarios where multiple implementations of the same protocol are evaluated under identical conditions. Finally, the separation of concerns between business logic (implemented in concrete classes) and composition logic (specified in configuration files) enables non-programmers to assemble analysis pipelines from pre-built components through declarative YAML configuration, lowering barriers to adoption and experimentation.</w:t>
+        <w:t xml:space="preserve"> checks against protocol types for defensive programming patterns. The loose </w:t>
+      </w:r>
+      <w:r>
+        <w:rPr>
+          <w:rFonts w:ascii="Times New Roman" w:hAnsi="Times New Roman"/>
+        </w:rPr>
+        <w:lastRenderedPageBreak/>
+        <w:t>coupling between interfaces and implementations facilitates independent evolution of components, allowing researchers to experiment with alternative implementations of specific analysis strategies without modifying surrounding infrastructure. The architecture naturally supports A/B testing scenarios where multiple implementations of the same protocol are evaluated under identical conditions. Finally, the separation of concerns between business logic (implemented in concrete classes) and composition logic (specified in configuration files) enables non-programmers to assemble analysis pipelines from pre-built components through declarative YAML configuration, lowering barriers to adoption and experimentation.</w:t>
       </w:r>
     </w:p>
     <w:p>
@@ -6486,11 +7009,7 @@
         <w:jc w:val="both"/>
       </w:pPr>
       <w:r>
-        <w:t xml:space="preserve">The experimental methodology employs comprehensive multi-layer validation across all three Spider partitions (test, dev, train) to assess both overall dataset quality and consistency characteristics between partitions. This comparative approach enables detection of systematic differences that might affect the reliability of training and evaluation procedures, a consideration particularly important given that many published Text-to-SQL systems </w:t>
-      </w:r>
-      <w:r>
-        <w:lastRenderedPageBreak/>
-        <w:t>report performance metrics only on the test partition while using dev for hyperparameter tuning.</w:t>
+        <w:t>The experimental methodology employs comprehensive multi-layer validation across all three Spider partitions (test, dev, train) to assess both overall dataset quality and consistency characteristics between partitions. This comparative approach enables detection of systematic differences that might affect the reliability of training and evaluation procedures, a consideration particularly important given that many published Text-to-SQL systems report performance metrics only on the test partition while using dev for hyperparameter tuning.</w:t>
       </w:r>
     </w:p>
     <w:p>
@@ -6544,7 +7063,11 @@
         <w:jc w:val="both"/>
       </w:pPr>
       <w:r>
-        <w:t>Processing time varied substantially between partitions due to both dataset size and LLM API latency. Spider Test required approximately 12.7 hours when including LLM-based semantic validation, Spider Dev consumed roughly 6.1 hours under identical configuration, while Spider Train required approximately 49 hours to complete full semantic validation across all 8,659 examples. The LLM API latency and inference time typically requires 2-10 seconds per record compared to 50-100 milliseconds for the combined execution of all formal analyzers, explaining the domination of overall runtime by semantic validation. The decision to proceed with complete LLM validation across all partitions, despite the substantial computational investment, enables unprecedented comprehensive semantic quality assessment covering all 11,840 Spider examples rather than relying on sampling or limiting analysis to the smaller test partitions.</w:t>
+        <w:t xml:space="preserve">Processing time varied substantially between partitions due to both dataset size and LLM API latency. Spider Test required approximately 12.7 hours when including LLM-based semantic validation, Spider Dev consumed roughly 6.1 hours under identical configuration, while Spider Train required approximately 49 hours to complete full semantic validation </w:t>
+      </w:r>
+      <w:r>
+        <w:lastRenderedPageBreak/>
+        <w:t>across all 8,659 examples. The LLM API latency and inference time typically requires 2-10 seconds per record compared to 50-100 milliseconds for the combined execution of all formal analyzers, explaining the domination of overall runtime by semantic validation. The decision to proceed with complete LLM validation across all partitions, despite the substantial computational investment, enables unprecedented comprehensive semantic quality assessment covering all 11,840 Spider examples rather than relying on sampling or limiting analysis to the smaller test partitions.</w:t>
       </w:r>
     </w:p>
     <w:p>
@@ -7457,7 +7980,6 @@
           <w:i/>
           <w:sz w:val="20"/>
         </w:rPr>
-        <w:lastRenderedPageBreak/>
         <w:t>Table 1. Comparative database schema validation results across Spider partitions</w:t>
       </w:r>
     </w:p>
@@ -7589,6 +8111,7 @@
               <w:rPr>
                 <w:sz w:val="20"/>
               </w:rPr>
+              <w:lastRenderedPageBreak/>
               <w:t>FK Missing Column</w:t>
             </w:r>
           </w:p>
@@ -7998,11 +8521,7 @@
         <w:t>restaurants</w:t>
       </w:r>
       <w:r>
-        <w:t xml:space="preserve">) contain schema definitions but no data rows, representing 5.2% of all Train tables. While queries can syntactically reference these tables and may even execute successfully returning empty result sets, the lack of data precludes meaningful semantic validation and may confuse models during training if they learn spurious patterns from queries that execute without errors despite referencing empty </w:t>
-      </w:r>
-      <w:r>
-        <w:lastRenderedPageBreak/>
-        <w:t>tables. The systematic absence of empty tables in Test and Dev (100% data coverage) further emphasizes the quality inconsistency across partitions.</w:t>
+        <w:t>) contain schema definitions but no data rows, representing 5.2% of all Train tables. While queries can syntactically reference these tables and may even execute successfully returning empty result sets, the lack of data precludes meaningful semantic validation and may confuse models during training if they learn spurious patterns from queries that execute without errors despite referencing empty tables. The systematic absence of empty tables in Test and Dev (100% data coverage) further emphasizes the quality inconsistency across partitions.</w:t>
       </w:r>
     </w:p>
     <w:p>
@@ -8251,6 +8770,7 @@
               <w:rPr>
                 <w:sz w:val="20"/>
               </w:rPr>
+              <w:lastRenderedPageBreak/>
               <w:t>Successfully parsed</w:t>
             </w:r>
           </w:p>
@@ -8825,7 +9345,6 @@
               <w:rPr>
                 <w:sz w:val="20"/>
               </w:rPr>
-              <w:lastRenderedPageBreak/>
               <w:t>Easy</w:t>
             </w:r>
           </w:p>
@@ -9190,7 +9709,11 @@
         <w:jc w:val="both"/>
       </w:pPr>
       <w:r>
-        <w:t>Analysis of JOIN distribution (Table 5) reveals a second dimension where Train exhibits systematically higher complexity compared to Test and Dev. Train contains a substantially larger proportion of multi-table queries (44.02% vs. approximately 40% in Test/Dev), with particularly pronounced differences in the 3-JOIN (4.15% vs. 1-2%) and 4+-JOIN (2.06% vs. 1%) categories. This pattern suggests that Train was specifically enriched with complex multi-table queries to provide training signal for JOIN operation learning, though the test/dev partitions' lower JOIN frequencies may underestimate models' capabilities on highly complex multi-table scenarios.</w:t>
+        <w:t xml:space="preserve">Analysis of JOIN distribution (Table 5) reveals a second dimension where Train exhibits systematically higher complexity compared to Test and Dev. Train contains a substantially larger proportion of multi-table queries (44.02% vs. approximately 40% in Test/Dev), with particularly pronounced differences in the 3-JOIN (4.15% vs. 1-2%) and 4+-JOIN (2.06% vs. </w:t>
+      </w:r>
+      <w:r>
+        <w:lastRenderedPageBreak/>
+        <w:t>1%) categories. This pattern suggests that Train was specifically enriched with complex multi-table queries to provide training signal for JOIN operation learning, though the test/dev partitions' lower JOIN frequencies may underestimate models' capabilities on highly complex multi-table scenarios.</w:t>
       </w:r>
     </w:p>
     <w:tbl>
@@ -9874,7 +10397,6 @@
           <w:sz w:val="24"/>
           <w:lang w:val="uk-UA"/>
         </w:rPr>
-        <w:lastRenderedPageBreak/>
         <w:t>4</w:t>
       </w:r>
       <w:r>
@@ -10387,7 +10909,11 @@
         <w:jc w:val="both"/>
       </w:pPr>
       <w:r>
-        <w:t>The execution success rates—100% for Test and Dev, 99.97% for Train—represent a remarkable achievement given the complexity of the queries and the schema integrity issues documented in Section 3.2. That queries execute successfully despite the presence of foreign key errors and referential integrity violations indicates either that most queries avoid JOIN operations that would expose these structural problems, or that SQLite's permissive handling of constraint violations prevents runtime errors even when referential integrity is compromised. The three failed executions in Train (0.03% of 8,659 queries) likely represent genuine semantic errors—references to non-existent columns or tables, incompatible type operations, or division-by-zero scenarios—warranting manual inspection to determine whether these represent annotation errors requiring correction.</w:t>
+        <w:t xml:space="preserve">The execution success rates—100% for Test and Dev, 99.97% for Train—represent a remarkable achievement given the complexity of the queries and the schema integrity issues documented in Section 3.2. That queries execute successfully despite the presence of foreign key errors and referential integrity violations indicates either that most queries avoid JOIN operations that would expose these structural problems, or that SQLite's permissive handling of constraint violations prevents runtime errors even when referential integrity is compromised. The three failed executions in Train (0.03% of 8,659 queries) likely represent genuine semantic errors—references to non-existent columns or tables, incompatible type </w:t>
+      </w:r>
+      <w:r>
+        <w:lastRenderedPageBreak/>
+        <w:t>operations, or division-by-zero scenarios—warranting manual inspection to determine whether these represent annotation errors requiring correction.</w:t>
       </w:r>
     </w:p>
     <w:p>
@@ -10724,7 +11250,6 @@
               <w:rPr>
                 <w:sz w:val="20"/>
               </w:rPr>
-              <w:lastRenderedPageBreak/>
               <w:t xml:space="preserve">Success rate (0 </w:t>
             </w:r>
             <w:proofErr w:type="spellStart"/>
@@ -10845,7 +11370,11 @@
         <w:jc w:val="both"/>
       </w:pPr>
       <w:r>
-        <w:t>Table 12 confirms this hypothesis, revealing that Unbounded SELECT (queries lacking LIMIT clauses) dominates the antipattern distribution. In Test, 84.6% of queries lack LIMIT clauses, explaining why most queries exhibit at least one antipattern despite generally good coding practices. The SELECT * antipattern (selecting all columns rather than specifying explicit projections) affects 24.5-36.4% of queries depending on partition, with Dev showing the highest incidence. More concerning antipatterns like Functions in WHERE (preventing index usage) and Correlated Subqueries (exhibiting quadratic complexity) appear rarely (2.0-5.5%), and the most problematic pattern—Implicit JOIN syntax—is nearly absent with only 2 occurrences across the entire dataset.</w:t>
+        <w:t xml:space="preserve">Table 12 confirms this hypothesis, revealing that Unbounded SELECT (queries lacking LIMIT clauses) dominates the antipattern distribution. In Test, 84.6% of queries lack LIMIT clauses, explaining why most queries exhibit at least one antipattern despite generally good coding practices. The SELECT * antipattern (selecting all columns rather than specifying </w:t>
+      </w:r>
+      <w:r>
+        <w:lastRenderedPageBreak/>
+        <w:t>explicit projections) affects 24.5-36.4% of queries depending on partition, with Dev showing the highest incidence. More concerning antipatterns like Functions in WHERE (preventing index usage) and Correlated Subqueries (exhibiting quadratic complexity) appear rarely (2.0-5.5%), and the most problematic pattern—Implicit JOIN syntax—is nearly absent with only 2 occurrences across the entire dataset.</w:t>
       </w:r>
     </w:p>
     <w:tbl>
@@ -11424,11 +11953,7 @@
         <w:jc w:val="both"/>
       </w:pPr>
       <w:r>
-        <w:t xml:space="preserve">The antipattern distribution reflects sensible trade-offs in dataset design. The prevalence of Unbounded SELECT is appropriate for benchmark queries where result set sizes are typically small and deterministic, making LIMIT clauses unnecessary for correctness. The moderate frequency of SELECT * balances convenience in annotation (avoiding explicit column enumeration) against best-practice recommendations, with the variation across partitions (24.5% in Train vs. 36.4% in Dev) likely reflecting different annotation teams or evolving style guidelines. The low frequencies of performance-critical antipatterns (Functions in WHERE, Correlated Subqueries) indicate that dataset creators possessed solid SQL expertise </w:t>
-      </w:r>
-      <w:r>
-        <w:lastRenderedPageBreak/>
-        <w:t>and generally avoided the most problematic patterns. The near-complete absence of Implicit JOIN confirms that explicit JOIN syntax was consistently enforced, improving query readability and maintainability.</w:t>
+        <w:t>The antipattern distribution reflects sensible trade-offs in dataset design. The prevalence of Unbounded SELECT is appropriate for benchmark queries where result set sizes are typically small and deterministic, making LIMIT clauses unnecessary for correctness. The moderate frequency of SELECT * balances convenience in annotation (avoiding explicit column enumeration) against best-practice recommendations, with the variation across partitions (24.5% in Train vs. 36.4% in Dev) likely reflecting different annotation teams or evolving style guidelines. The low frequencies of performance-critical antipatterns (Functions in WHERE, Correlated Subqueries) indicate that dataset creators possessed solid SQL expertise and generally avoided the most problematic patterns. The near-complete absence of Implicit JOIN confirms that explicit JOIN syntax was consistently enforced, improving query readability and maintainability.</w:t>
       </w:r>
     </w:p>
     <w:p>
@@ -11457,7 +11982,11 @@
         <w:jc w:val="both"/>
       </w:pPr>
       <w:r>
-        <w:t>Semantic validation represents the most critical quality dimension, as syntactically valid, successfully executing queries may nonetheless fail to correctly answer their associated natural language questions. This validation employs two large language models (Gemini 2.5 Pro and GPT-4o) in a consensus voting configuration, with unanimous agreement required for definitive verdicts and disagreement cases classified as Mixed requiring human review. The analysis was successfully conducted across all three Spider partitions: Test (2,147 queries), Dev (1,034 queries), and Train (8,659 queries), providing comprehensive semantic quality assessment covering the entire dataset of 11,840 examples. Table 14 reveals a clear quality gradient across all three partitions, with semantic correctness declining systematically from Test (70.4% correct) through Dev (64.5%) to Train (60.0%), representing a 10.4 percentage point span that exceeds expected statistical variation (p&lt;0.001 by proportion test across all pairwise comparisons). This quality ordering mirrors the schema validation results presented earlier, where Test similarly exhibited superior quality compared to Dev and Train. The consistency of this pattern across multiple validation dimensions suggests that Test received more rigorous curation attention or quality assurance compared to the other partitions. Notably, Train exhibits the highest rates of both explicitly incorrect queries (10.0% vs. 8.1% in Test and 9.2% in Dev) and mixed/disputed cases (26.0% vs. 18.5% in Test and 24.9% in Dev), indicating that the largest partition paradoxically contains the greatest proportion of semantically problematic examples. The unanimous agreement characteristic (all non-Mixed verdicts represent complete model consensus) reflects the two-model configuration, where only two outcome patterns are possible: both models agree (producing a definitive verdict</w:t>
+        <w:t xml:space="preserve">Semantic validation represents the most critical quality dimension, as syntactically valid, successfully executing queries may nonetheless fail to correctly answer their associated natural language questions. This validation employs two large language models (Gemini 2.5 Pro and GPT-4o) in a consensus voting configuration, with unanimous agreement required for definitive verdicts and disagreement cases classified as Mixed requiring human review. The analysis was successfully conducted across all three Spider partitions: Test (2,147 queries), Dev (1,034 queries), and Train (8,659 queries), providing comprehensive semantic quality assessment covering the entire dataset of 11,840 examples. Table 14 reveals a clear quality gradient across all three partitions, with semantic correctness declining systematically from Test (70.4% correct) through Dev (64.5%) to Train (60.0%), representing a 10.4 percentage point span that exceeds expected statistical variation (p&lt;0.001 by proportion test across all pairwise comparisons). This quality ordering mirrors the schema validation results presented earlier, where Test similarly exhibited superior quality compared to Dev and Train. The consistency of this pattern across multiple validation dimensions suggests that Test received more rigorous curation attention or quality assurance compared to the other partitions. Notably, Train exhibits the highest rates of both explicitly </w:t>
+      </w:r>
+      <w:r>
+        <w:lastRenderedPageBreak/>
+        <w:t>incorrect queries (10.0% vs. 8.1% in Test and 9.2% in Dev) and mixed/disputed cases (26.0% vs. 18.5% in Test and 24.9% in Dev), indicating that the largest partition paradoxically contains the greatest proportion of semantically problematic examples. The unanimous agreement characteristic (all non-Mixed verdicts represent complete model consensus) reflects the two-model configuration, where only two outcome patterns are possible: both models agree (producing a definitive verdict</w:t>
       </w:r>
       <w:proofErr w:type="gramStart"/>
       <w:r>
@@ -12007,11 +12536,7 @@
         <w:jc w:val="both"/>
       </w:pPr>
       <w:r>
-        <w:t xml:space="preserve">Train exhibits the highest Mixed rate (26.0%), followed by Dev (24.9%) and Test (18.5%), suggesting that larger partitions contain more ambiguous or underspecified examples where reasonable SQL implementations might differ in interpretation. These cases may represent questions admitting multiple valid SQL formulations, queries with subtle semantic bugs difficult for both humans and models to detect, or scenarios where database schema ambiguities enable different but defensible interpretations. The explicitly incorrect verdicts </w:t>
-      </w:r>
-      <w:r>
-        <w:lastRenderedPageBreak/>
-        <w:t>(174 in Test, 95 in Dev, 865 in Train) identify examples where both models independently judged the SQL query as failing to answer the natural language question, likely representing genuine annotation errors or cases where the intended query logic was incorrectly implemented. Train's 865 incorrect queries represent approximately 10% of its examples, a concerning proportion that exceeds the incorrect rates in both Test and Dev. The partially correct category, while relatively small in Test (2.4%) and Dev (1.5%), reaches 3.5% in Train with 301 examples, capturing queries that answer part of the question but omit necessary constraints or return supersets of the correct results.</w:t>
+        <w:t>Train exhibits the highest Mixed rate (26.0%), followed by Dev (24.9%) and Test (18.5%), suggesting that larger partitions contain more ambiguous or underspecified examples where reasonable SQL implementations might differ in interpretation. These cases may represent questions admitting multiple valid SQL formulations, queries with subtle semantic bugs difficult for both humans and models to detect, or scenarios where database schema ambiguities enable different but defensible interpretations. The explicitly incorrect verdicts (174 in Test, 95 in Dev, 865 in Train) identify examples where both models independently judged the SQL query as failing to answer the natural language question, likely representing genuine annotation errors or cases where the intended query logic was incorrectly implemented. Train's 865 incorrect queries represent approximately 10% of its examples, a concerning proportion that exceeds the incorrect rates in both Test and Dev. The partially correct category, while relatively small in Test (2.4%) and Dev (1.5%), reaches 3.5% in Train with 301 examples, capturing queries that answer part of the question but omit necessary constraints or return supersets of the correct results.</w:t>
       </w:r>
     </w:p>
     <w:p>
@@ -12197,6 +12722,7 @@
               <w:rPr>
                 <w:sz w:val="20"/>
               </w:rPr>
+              <w:lastRenderedPageBreak/>
               <w:t>Problematic (all)</w:t>
             </w:r>
           </w:p>
@@ -12607,11 +13133,7 @@
         <w:jc w:val="both"/>
       </w:pPr>
       <w:r>
-        <w:t xml:space="preserve">The comprehensive multi-layer analysis of Spider's three partitions enables an integrated quality assessment synthesizing findings across all validation dimensions. Table 20 </w:t>
-      </w:r>
-      <w:r>
-        <w:lastRenderedPageBreak/>
-        <w:t>summarizes key quality indicators, revealing patterns of consistency alongside several critical issues requiring remediation.</w:t>
+        <w:t>The comprehensive multi-layer analysis of Spider's three partitions enables an integrated quality assessment synthesizing findings across all validation dimensions. Table 20 summarizes key quality indicators, revealing patterns of consistency alongside several critical issues requiring remediation.</w:t>
       </w:r>
     </w:p>
     <w:tbl>
@@ -14060,6 +14582,7 @@
               <w:rPr>
                 <w:sz w:val="20"/>
               </w:rPr>
+              <w:lastRenderedPageBreak/>
               <w:t>Disputed (Mixed)</w:t>
             </w:r>
           </w:p>
@@ -14170,11 +14693,7 @@
         <w:jc w:val="both"/>
       </w:pPr>
       <w:r>
-        <w:t xml:space="preserve">Beyond these catastrophic cases, schema quality exhibits concerning heterogeneity across partitions. Test achieves 90% validity while Dev drops to 65% and Train to 78.1%, with Dev's particularly low validity raising questions about its suitability for model selection </w:t>
-      </w:r>
-      <w:r>
-        <w:lastRenderedPageBreak/>
-        <w:t xml:space="preserve">given that 35% of its databases contain known structural defects. The 78 invalid foreign keys in Train (compared to 4 in Test and 7 in Dev) indicate systematic differences in curation procedures or quality assurance practices between partitions. Train's 41 empty tables across 4 databases (academic, </w:t>
+        <w:t xml:space="preserve">Beyond these catastrophic cases, schema quality exhibits concerning heterogeneity across partitions. Test achieves 90% validity while Dev drops to 65% and Train to 78.1%, with Dev's particularly low validity raising questions about its suitability for model selection given that 35% of its databases contain known structural defects. The 78 invalid foreign keys in Train (compared to 4 in Test and 7 in Dev) indicate systematic differences in curation procedures or quality assurance practices between partitions. Train's 41 empty tables across 4 databases (academic, </w:t>
       </w:r>
       <w:proofErr w:type="spellStart"/>
       <w:r>
@@ -14198,7 +14717,11 @@
         <w:t>under specification</w:t>
       </w:r>
       <w:r>
-        <w:t xml:space="preserve"> in questions, multiple valid interpretations, or subtle semantic issues difficult even for sophisticated models to adjudicate. These cases warrant expert human review to determine true correctness and potentially augment with clarifying information or alternative phrasings. The comprehensive LLM validation across all 11,840 examples provides unprecedented visibility into Spider's semantic quality at full scale, identifying 4,036 problematic examples (34.1% of the total dataset) requiring attention.</w:t>
+        <w:t xml:space="preserve"> in questions, multiple valid interpretations, or subtle semantic issues difficult even for sophisticated models to adjudicate. These cases warrant expert human review to determine true correctness and potentially augment with clarifying information or alternative phrasings. The comprehensive LLM validation across all 11,840 examples provides unprecedented visibility into Spider's </w:t>
+      </w:r>
+      <w:r>
+        <w:lastRenderedPageBreak/>
+        <w:t>semantic quality at full scale, identifying 4,036 problematic examples (34.1% of the total dataset) requiring attention.</w:t>
       </w:r>
     </w:p>
     <w:p>
@@ -14228,11 +14751,7 @@
         <w:jc w:val="both"/>
       </w:pPr>
       <w:r>
-        <w:t xml:space="preserve">Optional enhancements for production usage (not critical for research purposes) include adding LIMIT clauses to unbounded SELECT queries where semantically appropriate, replacing SELECT * with explicit column lists (particularly in Dev where 36.4% of queries </w:t>
-      </w:r>
-      <w:r>
-        <w:lastRenderedPageBreak/>
-        <w:t>exhibit this pattern), optimizing or rewriting the correlated subqueries appearing in 3.8% of Train queries, and creating an extended Spider variant incorporating modern SQL features (CTEs, recursive CTEs, window functions) absent from the current version.</w:t>
+        <w:t>Optional enhancements for production usage (not critical for research purposes) include adding LIMIT clauses to unbounded SELECT queries where semantically appropriate, replacing SELECT * with explicit column lists (particularly in Dev where 36.4% of queries exhibit this pattern), optimizing or rewriting the correlated subqueries appearing in 3.8% of Train queries, and creating an extended Spider variant incorporating modern SQL features (CTEs, recursive CTEs, window functions) absent from the current version.</w:t>
       </w:r>
     </w:p>
     <w:p>
@@ -14258,6 +14777,7 @@
         <w:pStyle w:val="Heading1"/>
       </w:pPr>
       <w:r>
+        <w:lastRenderedPageBreak/>
         <w:t>5 Discussion</w:t>
       </w:r>
     </w:p>
@@ -14326,11 +14846,7 @@
         <w:t>many</w:t>
       </w:r>
       <w:r>
-        <w:t xml:space="preserve"> referential integrity violations would substantially improve structural quality. Repairing or removing clearly incorrect and partially correct examples would increase semantic reliability. Finally, extending the </w:t>
-      </w:r>
-      <w:r>
-        <w:lastRenderedPageBreak/>
-        <w:t>benchmark with queries using modern SQL features and more realistic data distributions would better reflect contemporary industrial workloads.</w:t>
+        <w:t xml:space="preserve"> referential integrity violations would substantially improve structural quality. Repairing or removing clearly incorrect and partially correct examples would increase semantic reliability. Finally, extending the benchmark with queries using modern SQL features and more realistic data distributions would better reflect contemporary industrial workloads.</w:t>
       </w:r>
     </w:p>
     <w:p>
@@ -14447,6 +14963,7 @@
         <w:jc w:val="both"/>
       </w:pPr>
       <w:r>
+        <w:lastRenderedPageBreak/>
         <w:t>6</w:t>
       </w:r>
       <w:r>
@@ -14516,7 +15033,6 @@
         <w:pStyle w:val="Heading1"/>
       </w:pPr>
       <w:r>
-        <w:lastRenderedPageBreak/>
         <w:t>Acknowledgements</w:t>
       </w:r>
     </w:p>
@@ -14612,6 +15128,7 @@
         <w:pStyle w:val="Heading1"/>
       </w:pPr>
       <w:r>
+        <w:lastRenderedPageBreak/>
         <w:t>Declaration of competing interest</w:t>
       </w:r>
     </w:p>
@@ -14757,7 +15274,6 @@
         <w:jc w:val="both"/>
       </w:pPr>
       <w:r>
-        <w:lastRenderedPageBreak/>
         <w:t xml:space="preserve">Fürst J.; Kosten C.; Nooralahzadeh F.; Zhang Y.; Stockinger K. </w:t>
       </w:r>
       <w:r>
@@ -15035,6 +15551,7 @@
         <w:jc w:val="both"/>
       </w:pPr>
       <w:r>
+        <w:lastRenderedPageBreak/>
         <w:t xml:space="preserve">Yu T.; Zhang R.; Yang K.; Yasunaga M.; Wang D.; Li Z.; Ma J.; Li I.; Yao Q.; Roman S.; Zhang Z.; Radev D. </w:t>
       </w:r>
       <w:r>
@@ -15269,11 +15786,7 @@
         <w:t>Arctic-Text2SQL-R1: Simple Rewards, Strong Reasoning in Text-to-SQL.</w:t>
       </w:r>
       <w:r>
-        <w:t xml:space="preserve"> arXiv:2505.20315 (включає </w:t>
-      </w:r>
-      <w:r>
-        <w:lastRenderedPageBreak/>
-        <w:t>абляції з додаванням Gretel-Synth). Див. також інженерний блог Snowflake із коротким підсумком абляцій.</w:t>
+        <w:t xml:space="preserve"> arXiv:2505.20315 (включає абляції з додаванням Gretel-Synth). Див. також інженерний блог Snowflake із коротким підсумком абляцій.</w:t>
       </w:r>
     </w:p>
     <w:p>
@@ -15425,6 +15938,7 @@
         <w:jc w:val="both"/>
       </w:pPr>
       <w:r>
+        <w:lastRenderedPageBreak/>
         <w:t xml:space="preserve">A. Mitsopoulou and G. Koutrika, “Analysis of Text-to-SQL Benchmarks: Limitations, Challenges and Opportunities,” in </w:t>
       </w:r>
       <w:r>
